--- a/fountain-ref.docx
+++ b/fountain-ref.docx
@@ -1,273 +1,152 @@
 
 <file path=word/document.xml><?xml version="1.0" encoding="utf-8"?>
-<w:document xmlns:wpc="http://schemas.microsoft.com/office/word/2010/wordprocessingCanvas" xmlns:cx="http://schemas.microsoft.com/office/drawing/2014/chartex" xmlns:cx1="http://schemas.microsoft.com/office/drawing/2015/9/8/chartex" xmlns:cx2="http://schemas.microsoft.com/office/drawing/2015/10/21/chartex" xmlns:cx3="http://schemas.microsoft.com/office/drawing/2016/5/9/chartex" xmlns:cx4="http://schemas.microsoft.com/office/drawing/2016/5/10/chartex" xmlns:cx5="http://schemas.microsoft.com/office/drawing/2016/5/11/chartex" xmlns:cx6="http://schemas.microsoft.com/office/drawing/2016/5/12/chartex" xmlns:cx7="http://schemas.microsoft.com/office/drawing/2016/5/13/chartex" xmlns:cx8="http://schemas.microsoft.com/office/drawing/2016/5/14/chartex" xmlns:mc="http://schemas.openxmlformats.org/markup-compatibility/2006" xmlns:aink="http://schemas.microsoft.com/office/drawing/2016/ink" xmlns:am3d="http://schemas.microsoft.com/office/drawing/2017/model3d" xmlns:o="urn:schemas-microsoft-com:office:office" xmlns:r="http://schemas.openxmlformats.org/officeDocument/2006/relationships" xmlns:m="http://schemas.openxmlformats.org/officeDocument/2006/math" xmlns:v="urn:schemas-microsoft-com:vml" xmlns:wp14="http://schemas.microsoft.com/office/word/2010/wordprocessingDrawing" xmlns:wp="http://schemas.openxmlformats.org/drawingml/2006/wordprocessingDrawing" xmlns:w10="urn:schemas-microsoft-com:office:word" xmlns:w="http://schemas.openxmlformats.org/wordprocessingml/2006/main" xmlns:w14="http://schemas.microsoft.com/office/word/2010/wordml" xmlns:w15="http://schemas.microsoft.com/office/word/2012/wordml" xmlns:w16cex="http://schemas.microsoft.com/office/word/2018/wordml/cex" xmlns:w16cid="http://schemas.microsoft.com/office/word/2016/wordml/cid" xmlns:w16="http://schemas.microsoft.com/office/word/2018/wordml" xmlns:w16se="http://schemas.microsoft.com/office/word/2015/wordml/symex" xmlns:wpg="http://schemas.microsoft.com/office/word/2010/wordprocessingGroup" xmlns:wpi="http://schemas.microsoft.com/office/word/2010/wordprocessingInk" xmlns:wne="http://schemas.microsoft.com/office/word/2006/wordml" xmlns:wps="http://schemas.microsoft.com/office/word/2010/wordprocessingShape" mc:Ignorable="w14 w15 w16se w16cid w16 w16cex wp14">
+<w:document xmlns:o="urn:schemas-microsoft-com:office:office" xmlns:r="http://schemas.openxmlformats.org/officeDocument/2006/relationships" xmlns:v="urn:schemas-microsoft-com:vml" xmlns:w="http://schemas.openxmlformats.org/wordprocessingml/2006/main" xmlns:w10="urn:schemas-microsoft-com:office:word" xmlns:wp="http://schemas.openxmlformats.org/drawingml/2006/wordprocessingDrawing" xmlns:wps="http://schemas.microsoft.com/office/word/2010/wordprocessingShape" xmlns:wpg="http://schemas.microsoft.com/office/word/2010/wordprocessingGroup" xmlns:mc="http://schemas.openxmlformats.org/markup-compatibility/2006" xmlns:wp14="http://schemas.microsoft.com/office/word/2010/wordprocessingDrawing" xmlns:w14="http://schemas.microsoft.com/office/word/2010/wordml" xmlns:w15="http://schemas.microsoft.com/office/word/2012/wordml" mc:Ignorable="w14 wp14 w15">
   <w:body>
     <w:p>
       <w:pPr>
         <w:pStyle w:val="Title"/>
+        <w:keepNext w:val="true"/>
+        <w:keepLines/>
+        <w:spacing w:before="480" w:after="240"/>
+        <w:jc w:val="center"/>
+        <w:rPr/>
       </w:pPr>
       <w:r>
+        <w:rPr/>
         <w:t>Title</w:t>
       </w:r>
     </w:p>
     <w:p>
       <w:pPr>
         <w:pStyle w:val="Author"/>
+        <w:rPr/>
       </w:pPr>
       <w:r>
+        <w:rPr/>
         <w:t>Author</w:t>
       </w:r>
     </w:p>
     <w:p>
       <w:pPr>
         <w:pStyle w:val="Action"/>
+        <w:rPr/>
       </w:pPr>
       <w:r>
-        <w:t>Blah blah</w:t>
-      </w:r>
-      <w:r>
-        <w:t>.</w:t>
+        <w:rPr/>
+        <w:t>Blah blah.</w:t>
       </w:r>
     </w:p>
     <w:p>
       <w:pPr>
         <w:pStyle w:val="Transition"/>
+        <w:rPr/>
       </w:pPr>
       <w:r>
+        <w:rPr/>
         <w:t>FADE IN:</w:t>
       </w:r>
     </w:p>
     <w:p>
       <w:pPr>
         <w:pStyle w:val="Action"/>
+        <w:rPr/>
       </w:pPr>
       <w:r>
-        <w:t>A HOUSE IN MAINE</w:t>
-      </w:r>
-      <w:r>
-        <w:t>.</w:t>
+        <w:rPr/>
+        <w:t>A HOUSE IN MAINE.</w:t>
       </w:r>
     </w:p>
     <w:p>
       <w:pPr>
         <w:pStyle w:val="Action"/>
+        <w:rPr/>
       </w:pPr>
       <w:r>
+        <w:rPr/>
         <w:t>Action description.</w:t>
       </w:r>
     </w:p>
     <w:p>
       <w:pPr>
         <w:pStyle w:val="Character"/>
+        <w:rPr/>
       </w:pPr>
       <w:r>
-        <w:t>CHARACTER</w:t>
-      </w:r>
-      <w:r>
-        <w:t xml:space="preserve"> (V.O.)</w:t>
+        <w:rPr/>
+        <w:t>CHARACTER (V.O.)</w:t>
       </w:r>
     </w:p>
     <w:p>
       <w:pPr>
         <w:pStyle w:val="Dialogue"/>
+        <w:rPr/>
       </w:pPr>
-      <w:proofErr w:type="spellStart"/>
       <w:r>
-        <w:t>Scoobajy</w:t>
-      </w:r>
-      <w:proofErr w:type="spellEnd"/>
-      <w:r>
-        <w:t xml:space="preserve"> </w:t>
-      </w:r>
-      <w:proofErr w:type="spellStart"/>
-      <w:r>
-        <w:t>tralala</w:t>
-      </w:r>
-      <w:proofErr w:type="spellEnd"/>
-      <w:r>
-        <w:t>.</w:t>
+        <w:rPr/>
+        <w:t>Scoobajy tralala.</w:t>
       </w:r>
     </w:p>
     <w:p>
       <w:pPr>
         <w:pStyle w:val="Parenthetical"/>
+        <w:rPr/>
       </w:pPr>
       <w:r>
+        <w:rPr/>
         <w:t>(sighs)</w:t>
       </w:r>
     </w:p>
     <w:p>
       <w:pPr>
         <w:pStyle w:val="Dialogue"/>
+        <w:rPr/>
       </w:pPr>
       <w:r>
+        <w:rPr/>
         <w:t>Nothing to say.</w:t>
       </w:r>
     </w:p>
     <w:p>
       <w:pPr>
         <w:pStyle w:val="Lyrics"/>
+        <w:rPr/>
       </w:pPr>
       <w:r>
+        <w:rPr/>
         <w:t>I think I’ll sing</w:t>
-      </w:r>
-      <w:r>
         <w:br/>
-        <w:t>about a ring</w:t>
-      </w:r>
-      <w:r>
-        <w:t>.</w:t>
+        <w:t>about a ring.</w:t>
       </w:r>
     </w:p>
     <w:p>
       <w:pPr>
         <w:pStyle w:val="SceneHeading"/>
+        <w:spacing w:before="180" w:after="180"/>
+        <w:rPr/>
       </w:pPr>
+      <w:r>
+        <w:rPr/>
+      </w:r>
     </w:p>
     <w:sectPr>
+      <w:type w:val="nextPage"/>
       <w:pgSz w:w="12240" w:h="15840"/>
-      <w:pgMar w:top="1440" w:right="1440" w:bottom="1440" w:left="1440" w:header="720" w:footer="720" w:gutter="0"/>
-      <w:cols w:space="720"/>
+      <w:pgMar w:left="1440" w:right="1440" w:gutter="0" w:header="0" w:top="1440" w:footer="0" w:bottom="1440"/>
+      <w:pgNumType w:fmt="decimal"/>
+      <w:formProt w:val="false"/>
+      <w:textDirection w:val="lrTb"/>
+      <w:docGrid w:type="default" w:linePitch="100" w:charSpace="0"/>
     </w:sectPr>
   </w:body>
 </w:document>
 </file>
 
-<file path=word/endnotes.xml><?xml version="1.0" encoding="utf-8"?>
-<w:endnotes xmlns:wpc="http://schemas.microsoft.com/office/word/2010/wordprocessingCanvas" xmlns:cx="http://schemas.microsoft.com/office/drawing/2014/chartex" xmlns:cx1="http://schemas.microsoft.com/office/drawing/2015/9/8/chartex" xmlns:cx2="http://schemas.microsoft.com/office/drawing/2015/10/21/chartex" xmlns:cx3="http://schemas.microsoft.com/office/drawing/2016/5/9/chartex" xmlns:cx4="http://schemas.microsoft.com/office/drawing/2016/5/10/chartex" xmlns:cx5="http://schemas.microsoft.com/office/drawing/2016/5/11/chartex" xmlns:cx6="http://schemas.microsoft.com/office/drawing/2016/5/12/chartex" xmlns:cx7="http://schemas.microsoft.com/office/drawing/2016/5/13/chartex" xmlns:cx8="http://schemas.microsoft.com/office/drawing/2016/5/14/chartex" xmlns:mc="http://schemas.openxmlformats.org/markup-compatibility/2006" xmlns:aink="http://schemas.microsoft.com/office/drawing/2016/ink" xmlns:am3d="http://schemas.microsoft.com/office/drawing/2017/model3d" xmlns:o="urn:schemas-microsoft-com:office:office" xmlns:r="http://schemas.openxmlformats.org/officeDocument/2006/relationships" xmlns:m="http://schemas.openxmlformats.org/officeDocument/2006/math" xmlns:v="urn:schemas-microsoft-com:vml" xmlns:wp14="http://schemas.microsoft.com/office/word/2010/wordprocessingDrawing" xmlns:wp="http://schemas.openxmlformats.org/drawingml/2006/wordprocessingDrawing" xmlns:w10="urn:schemas-microsoft-com:office:word" xmlns:w="http://schemas.openxmlformats.org/wordprocessingml/2006/main" xmlns:w14="http://schemas.microsoft.com/office/word/2010/wordml" xmlns:w15="http://schemas.microsoft.com/office/word/2012/wordml" xmlns:w16cex="http://schemas.microsoft.com/office/word/2018/wordml/cex" xmlns:w16cid="http://schemas.microsoft.com/office/word/2016/wordml/cid" xmlns:w16="http://schemas.microsoft.com/office/word/2018/wordml" xmlns:w16se="http://schemas.microsoft.com/office/word/2015/wordml/symex" xmlns:wpg="http://schemas.microsoft.com/office/word/2010/wordprocessingGroup" xmlns:wpi="http://schemas.microsoft.com/office/word/2010/wordprocessingInk" xmlns:wne="http://schemas.microsoft.com/office/word/2006/wordml" xmlns:wps="http://schemas.microsoft.com/office/word/2010/wordprocessingShape" mc:Ignorable="w14 w15 w16se w16cid w16 w16cex wp14">
-  <w:endnote w:type="separator" w:id="-1">
-    <w:p>
-      <w:pPr>
-        <w:spacing w:after="0"/>
-      </w:pPr>
-      <w:r>
-        <w:separator/>
-      </w:r>
-    </w:p>
-  </w:endnote>
-  <w:endnote w:type="continuationSeparator" w:id="0">
-    <w:p>
-      <w:pPr>
-        <w:spacing w:after="0"/>
-      </w:pPr>
-      <w:r>
-        <w:continuationSeparator/>
-      </w:r>
-    </w:p>
-  </w:endnote>
-</w:endnotes>
-</file>
-
-<file path=word/footnotes.xml><?xml version="1.0" encoding="utf-8"?>
-<w:footnotes xmlns:wpc="http://schemas.microsoft.com/office/word/2010/wordprocessingCanvas" xmlns:cx="http://schemas.microsoft.com/office/drawing/2014/chartex" xmlns:cx1="http://schemas.microsoft.com/office/drawing/2015/9/8/chartex" xmlns:cx2="http://schemas.microsoft.com/office/drawing/2015/10/21/chartex" xmlns:cx3="http://schemas.microsoft.com/office/drawing/2016/5/9/chartex" xmlns:cx4="http://schemas.microsoft.com/office/drawing/2016/5/10/chartex" xmlns:cx5="http://schemas.microsoft.com/office/drawing/2016/5/11/chartex" xmlns:cx6="http://schemas.microsoft.com/office/drawing/2016/5/12/chartex" xmlns:cx7="http://schemas.microsoft.com/office/drawing/2016/5/13/chartex" xmlns:cx8="http://schemas.microsoft.com/office/drawing/2016/5/14/chartex" xmlns:mc="http://schemas.openxmlformats.org/markup-compatibility/2006" xmlns:aink="http://schemas.microsoft.com/office/drawing/2016/ink" xmlns:am3d="http://schemas.microsoft.com/office/drawing/2017/model3d" xmlns:o="urn:schemas-microsoft-com:office:office" xmlns:r="http://schemas.openxmlformats.org/officeDocument/2006/relationships" xmlns:m="http://schemas.openxmlformats.org/officeDocument/2006/math" xmlns:v="urn:schemas-microsoft-com:vml" xmlns:wp14="http://schemas.microsoft.com/office/word/2010/wordprocessingDrawing" xmlns:wp="http://schemas.openxmlformats.org/drawingml/2006/wordprocessingDrawing" xmlns:w10="urn:schemas-microsoft-com:office:word" xmlns:w="http://schemas.openxmlformats.org/wordprocessingml/2006/main" xmlns:w14="http://schemas.microsoft.com/office/word/2010/wordml" xmlns:w15="http://schemas.microsoft.com/office/word/2012/wordml" xmlns:w16cex="http://schemas.microsoft.com/office/word/2018/wordml/cex" xmlns:w16cid="http://schemas.microsoft.com/office/word/2016/wordml/cid" xmlns:w16="http://schemas.microsoft.com/office/word/2018/wordml" xmlns:w16se="http://schemas.microsoft.com/office/word/2015/wordml/symex" xmlns:wpg="http://schemas.microsoft.com/office/word/2010/wordprocessingGroup" xmlns:wpi="http://schemas.microsoft.com/office/word/2010/wordprocessingInk" xmlns:wne="http://schemas.microsoft.com/office/word/2006/wordml" xmlns:wps="http://schemas.microsoft.com/office/word/2010/wordprocessingShape" mc:Ignorable="w14 w15 w16se w16cid w16 w16cex wp14">
-  <w:footnote w:type="separator" w:id="-1">
-    <w:p>
-      <w:r>
-        <w:separator/>
-      </w:r>
-    </w:p>
-  </w:footnote>
-  <w:footnote w:type="continuationSeparator" w:id="0">
-    <w:p>
-      <w:r>
-        <w:continuationSeparator/>
-      </w:r>
-    </w:p>
-  </w:footnote>
-</w:footnotes>
-</file>
-
-<file path=word/numbering.xml><?xml version="1.0" encoding="utf-8"?>
-<w:numbering xmlns:wpc="http://schemas.microsoft.com/office/word/2010/wordprocessingCanvas" xmlns:cx="http://schemas.microsoft.com/office/drawing/2014/chartex" xmlns:cx1="http://schemas.microsoft.com/office/drawing/2015/9/8/chartex" xmlns:cx2="http://schemas.microsoft.com/office/drawing/2015/10/21/chartex" xmlns:cx3="http://schemas.microsoft.com/office/drawing/2016/5/9/chartex" xmlns:cx4="http://schemas.microsoft.com/office/drawing/2016/5/10/chartex" xmlns:cx5="http://schemas.microsoft.com/office/drawing/2016/5/11/chartex" xmlns:cx6="http://schemas.microsoft.com/office/drawing/2016/5/12/chartex" xmlns:cx7="http://schemas.microsoft.com/office/drawing/2016/5/13/chartex" xmlns:cx8="http://schemas.microsoft.com/office/drawing/2016/5/14/chartex" xmlns:mc="http://schemas.openxmlformats.org/markup-compatibility/2006" xmlns:aink="http://schemas.microsoft.com/office/drawing/2016/ink" xmlns:am3d="http://schemas.microsoft.com/office/drawing/2017/model3d" xmlns:o="urn:schemas-microsoft-com:office:office" xmlns:r="http://schemas.openxmlformats.org/officeDocument/2006/relationships" xmlns:m="http://schemas.openxmlformats.org/officeDocument/2006/math" xmlns:v="urn:schemas-microsoft-com:vml" xmlns:wp14="http://schemas.microsoft.com/office/word/2010/wordprocessingDrawing" xmlns:wp="http://schemas.openxmlformats.org/drawingml/2006/wordprocessingDrawing" xmlns:w10="urn:schemas-microsoft-com:office:word" xmlns:w="http://schemas.openxmlformats.org/wordprocessingml/2006/main" xmlns:w14="http://schemas.microsoft.com/office/word/2010/wordml" xmlns:w15="http://schemas.microsoft.com/office/word/2012/wordml" xmlns:w16cex="http://schemas.microsoft.com/office/word/2018/wordml/cex" xmlns:w16cid="http://schemas.microsoft.com/office/word/2016/wordml/cid" xmlns:w16="http://schemas.microsoft.com/office/word/2018/wordml" xmlns:w16se="http://schemas.microsoft.com/office/word/2015/wordml/symex" xmlns:wpg="http://schemas.microsoft.com/office/word/2010/wordprocessingGroup" xmlns:wpi="http://schemas.microsoft.com/office/word/2010/wordprocessingInk" xmlns:wne="http://schemas.microsoft.com/office/word/2006/wordml" xmlns:wps="http://schemas.microsoft.com/office/word/2010/wordprocessingShape" mc:Ignorable="w14 w15 w16se w16cid w16 w16cex wp14">
-  <w:abstractNum w:abstractNumId="0" w15:restartNumberingAfterBreak="0">
-    <w:nsid w:val="0000A990"/>
-    <w:multiLevelType w:val="multilevel"/>
-    <w:tmpl w:val="37E0FF78"/>
-    <w:lvl w:ilvl="0">
-      <w:numFmt w:val="bullet"/>
-      <w:lvlText w:val=" "/>
-      <w:lvlJc w:val="left"/>
-      <w:pPr>
-        <w:ind w:left="720" w:hanging="480"/>
-      </w:pPr>
-    </w:lvl>
-    <w:lvl w:ilvl="1">
-      <w:numFmt w:val="bullet"/>
-      <w:lvlText w:val=" "/>
-      <w:lvlJc w:val="left"/>
-      <w:pPr>
-        <w:ind w:left="1440" w:hanging="480"/>
-      </w:pPr>
-    </w:lvl>
-    <w:lvl w:ilvl="2">
-      <w:numFmt w:val="bullet"/>
-      <w:lvlText w:val=" "/>
-      <w:lvlJc w:val="left"/>
-      <w:pPr>
-        <w:ind w:left="2160" w:hanging="480"/>
-      </w:pPr>
-    </w:lvl>
-    <w:lvl w:ilvl="3">
-      <w:numFmt w:val="bullet"/>
-      <w:lvlText w:val=" "/>
-      <w:lvlJc w:val="left"/>
-      <w:pPr>
-        <w:ind w:left="2880" w:hanging="480"/>
-      </w:pPr>
-    </w:lvl>
-    <w:lvl w:ilvl="4">
-      <w:numFmt w:val="bullet"/>
-      <w:lvlText w:val=" "/>
-      <w:lvlJc w:val="left"/>
-      <w:pPr>
-        <w:ind w:left="3600" w:hanging="480"/>
-      </w:pPr>
-    </w:lvl>
-    <w:lvl w:ilvl="5">
-      <w:numFmt w:val="bullet"/>
-      <w:lvlText w:val=" "/>
-      <w:lvlJc w:val="left"/>
-      <w:pPr>
-        <w:ind w:left="4320" w:hanging="480"/>
-      </w:pPr>
-    </w:lvl>
-    <w:lvl w:ilvl="6">
-      <w:numFmt w:val="bullet"/>
-      <w:lvlText w:val=" "/>
-      <w:lvlJc w:val="left"/>
-      <w:pPr>
-        <w:ind w:left="5040" w:hanging="480"/>
-      </w:pPr>
-    </w:lvl>
-    <w:lvl w:ilvl="7">
-      <w:numFmt w:val="bullet"/>
-      <w:lvlText w:val=" "/>
-      <w:lvlJc w:val="left"/>
-      <w:pPr>
-        <w:ind w:left="5760" w:hanging="480"/>
-      </w:pPr>
-    </w:lvl>
-    <w:lvl w:ilvl="8">
-      <w:numFmt w:val="bullet"/>
-      <w:lvlText w:val=" "/>
-      <w:lvlJc w:val="left"/>
-      <w:pPr>
-        <w:ind w:left="6480" w:hanging="480"/>
-      </w:pPr>
-    </w:lvl>
-  </w:abstractNum>
-  <w:num w:numId="1">
-    <w:abstractNumId w:val="0"/>
-  </w:num>
-</w:numbering>
-</file>
-
 <file path=word/styles.xml><?xml version="1.0" encoding="utf-8"?>
-<w:styles xmlns:mc="http://schemas.openxmlformats.org/markup-compatibility/2006" xmlns:r="http://schemas.openxmlformats.org/officeDocument/2006/relationships" xmlns:w="http://schemas.openxmlformats.org/wordprocessingml/2006/main" xmlns:w14="http://schemas.microsoft.com/office/word/2010/wordml" xmlns:w15="http://schemas.microsoft.com/office/word/2012/wordml" xmlns:w16cex="http://schemas.microsoft.com/office/word/2018/wordml/cex" xmlns:w16cid="http://schemas.microsoft.com/office/word/2016/wordml/cid" xmlns:w16="http://schemas.microsoft.com/office/word/2018/wordml" xmlns:w16se="http://schemas.microsoft.com/office/word/2015/wordml/symex" mc:Ignorable="w14 w15 w16se w16cid w16 w16cex">
+<w:styles xmlns:w="http://schemas.openxmlformats.org/wordprocessingml/2006/main" xmlns:w14="http://schemas.microsoft.com/office/word/2010/wordml" xmlns:mc="http://schemas.openxmlformats.org/markup-compatibility/2006" mc:Ignorable="w14">
   <w:docDefaults>
     <w:rPrDefault>
       <w:rPr>
-        <w:rFonts w:asciiTheme="minorHAnsi" w:eastAsiaTheme="minorHAnsi" w:hAnsiTheme="minorHAnsi" w:cstheme="minorBidi"/>
+        <w:rFonts w:ascii="Cambria" w:hAnsi="Cambria" w:eastAsia="Cambria" w:cs="" w:asciiTheme="minorHAnsi" w:cstheme="minorBidi" w:eastAsiaTheme="minorHAnsi" w:hAnsiTheme="minorHAnsi"/>
         <w:sz w:val="24"/>
         <w:szCs w:val="24"/>
         <w:lang w:val="en-US" w:eastAsia="en-US" w:bidi="ar-SA"/>
@@ -275,7 +154,7 @@
     </w:rPrDefault>
     <w:pPrDefault>
       <w:pPr>
-        <w:spacing w:after="200"/>
+        <w:suppressAutoHyphens w:val="true"/>
       </w:pPr>
     </w:pPrDefault>
   </w:docDefaults>
@@ -611,30 +490,44 @@
     <w:lsdException w:name="List Table 5 Dark Accent 6" w:uiPriority="50"/>
     <w:lsdException w:name="List Table 6 Colorful Accent 6" w:uiPriority="51"/>
     <w:lsdException w:name="List Table 7 Colorful Accent 6" w:uiPriority="52"/>
-    <w:lsdException w:name="Mention" w:semiHidden="1" w:uiPriority="99" w:unhideWhenUsed="1"/>
-    <w:lsdException w:name="Smart Hyperlink" w:semiHidden="1" w:uiPriority="99" w:unhideWhenUsed="1"/>
-    <w:lsdException w:name="Hashtag" w:semiHidden="1" w:uiPriority="99" w:unhideWhenUsed="1"/>
-    <w:lsdException w:name="Unresolved Mention" w:semiHidden="1" w:uiPriority="99" w:unhideWhenUsed="1"/>
-    <w:lsdException w:name="Smart Link" w:semiHidden="1" w:uiPriority="99" w:unhideWhenUsed="1"/>
+    <w:lsdException w:name="Mention" w:uiPriority="99" w:semiHidden="1" w:unhideWhenUsed="1"/>
+    <w:lsdException w:name="Smart Hyperlink" w:uiPriority="99" w:semiHidden="1" w:unhideWhenUsed="1"/>
+    <w:lsdException w:name="Hashtag" w:uiPriority="99" w:semiHidden="1" w:unhideWhenUsed="1"/>
+    <w:lsdException w:name="Unresolved Mention" w:uiPriority="99" w:semiHidden="1" w:unhideWhenUsed="1"/>
+    <w:lsdException w:name="Smart Link" w:uiPriority="99" w:semiHidden="1" w:unhideWhenUsed="1"/>
   </w:latentStyles>
-  <w:style w:type="paragraph" w:default="1" w:styleId="Normal">
+  <w:style w:type="paragraph" w:styleId="Normal" w:default="1">
     <w:name w:val="Normal"/>
     <w:qFormat/>
+    <w:pPr>
+      <w:widowControl/>
+      <w:bidi w:val="0"/>
+      <w:spacing w:before="0" w:after="200"/>
+      <w:jc w:val="left"/>
+    </w:pPr>
+    <w:rPr>
+      <w:rFonts w:ascii="Cambria" w:hAnsi="Cambria" w:eastAsia="Cambria" w:cs="" w:asciiTheme="minorHAnsi" w:cstheme="minorBidi" w:eastAsiaTheme="minorHAnsi" w:hAnsiTheme="minorHAnsi"/>
+      <w:color w:val="auto"/>
+      <w:kern w:val="0"/>
+      <w:sz w:val="24"/>
+      <w:szCs w:val="24"/>
+      <w:lang w:val="en-US" w:eastAsia="en-US" w:bidi="ar-SA"/>
+    </w:rPr>
   </w:style>
   <w:style w:type="paragraph" w:styleId="Heading1">
-    <w:name w:val="heading 1"/>
-    <w:basedOn w:val="Normal"/>
-    <w:next w:val="BodyText"/>
+    <w:name w:val="Heading 1"/>
+    <w:basedOn w:val="Normal"/>
+    <w:next w:val="TextBody"/>
     <w:uiPriority w:val="9"/>
     <w:qFormat/>
     <w:pPr>
-      <w:keepNext/>
+      <w:keepNext w:val="true"/>
       <w:keepLines/>
       <w:spacing w:before="480" w:after="0"/>
       <w:outlineLvl w:val="0"/>
     </w:pPr>
     <w:rPr>
-      <w:rFonts w:asciiTheme="majorHAnsi" w:eastAsiaTheme="majorEastAsia" w:hAnsiTheme="majorHAnsi" w:cstheme="majorBidi"/>
+      <w:rFonts w:ascii="Calibri" w:hAnsi="Calibri" w:eastAsia="" w:cs="" w:asciiTheme="majorHAnsi" w:cstheme="majorBidi" w:eastAsiaTheme="majorEastAsia" w:hAnsiTheme="majorHAnsi"/>
       <w:b/>
       <w:bCs/>
       <w:color w:val="4F81BD" w:themeColor="accent1"/>
@@ -643,20 +536,20 @@
     </w:rPr>
   </w:style>
   <w:style w:type="paragraph" w:styleId="Heading2">
-    <w:name w:val="heading 2"/>
-    <w:basedOn w:val="Normal"/>
-    <w:next w:val="BodyText"/>
+    <w:name w:val="Heading 2"/>
+    <w:basedOn w:val="Normal"/>
+    <w:next w:val="TextBody"/>
     <w:uiPriority w:val="9"/>
     <w:unhideWhenUsed/>
     <w:qFormat/>
     <w:pPr>
-      <w:keepNext/>
+      <w:keepNext w:val="true"/>
       <w:keepLines/>
       <w:spacing w:before="200" w:after="0"/>
       <w:outlineLvl w:val="1"/>
     </w:pPr>
     <w:rPr>
-      <w:rFonts w:asciiTheme="majorHAnsi" w:eastAsiaTheme="majorEastAsia" w:hAnsiTheme="majorHAnsi" w:cstheme="majorBidi"/>
+      <w:rFonts w:ascii="Calibri" w:hAnsi="Calibri" w:eastAsia="" w:cs="" w:asciiTheme="majorHAnsi" w:cstheme="majorBidi" w:eastAsiaTheme="majorEastAsia" w:hAnsiTheme="majorHAnsi"/>
       <w:b/>
       <w:bCs/>
       <w:color w:val="4F81BD" w:themeColor="accent1"/>
@@ -665,141 +558,894 @@
     </w:rPr>
   </w:style>
   <w:style w:type="paragraph" w:styleId="Heading3">
-    <w:name w:val="heading 3"/>
-    <w:basedOn w:val="Normal"/>
-    <w:next w:val="BodyText"/>
+    <w:name w:val="Heading 3"/>
+    <w:basedOn w:val="Normal"/>
+    <w:next w:val="TextBody"/>
     <w:uiPriority w:val="9"/>
     <w:unhideWhenUsed/>
     <w:qFormat/>
     <w:pPr>
-      <w:keepNext/>
+      <w:keepNext w:val="true"/>
       <w:keepLines/>
       <w:spacing w:before="200" w:after="0"/>
       <w:outlineLvl w:val="2"/>
     </w:pPr>
     <w:rPr>
-      <w:rFonts w:asciiTheme="majorHAnsi" w:eastAsiaTheme="majorEastAsia" w:hAnsiTheme="majorHAnsi" w:cstheme="majorBidi"/>
+      <w:rFonts w:ascii="Calibri" w:hAnsi="Calibri" w:eastAsia="" w:cs="" w:asciiTheme="majorHAnsi" w:cstheme="majorBidi" w:eastAsiaTheme="majorEastAsia" w:hAnsiTheme="majorHAnsi"/>
       <w:b/>
       <w:bCs/>
       <w:color w:val="4F81BD" w:themeColor="accent1"/>
     </w:rPr>
   </w:style>
   <w:style w:type="paragraph" w:styleId="Heading4">
-    <w:name w:val="heading 4"/>
-    <w:basedOn w:val="Normal"/>
-    <w:next w:val="BodyText"/>
+    <w:name w:val="Heading 4"/>
+    <w:basedOn w:val="Normal"/>
+    <w:next w:val="TextBody"/>
     <w:uiPriority w:val="9"/>
     <w:unhideWhenUsed/>
     <w:qFormat/>
     <w:pPr>
-      <w:keepNext/>
+      <w:keepNext w:val="true"/>
       <w:keepLines/>
       <w:spacing w:before="200" w:after="0"/>
       <w:outlineLvl w:val="3"/>
     </w:pPr>
     <w:rPr>
-      <w:rFonts w:asciiTheme="majorHAnsi" w:eastAsiaTheme="majorEastAsia" w:hAnsiTheme="majorHAnsi" w:cstheme="majorBidi"/>
+      <w:rFonts w:ascii="Calibri" w:hAnsi="Calibri" w:eastAsia="" w:cs="" w:asciiTheme="majorHAnsi" w:cstheme="majorBidi" w:eastAsiaTheme="majorEastAsia" w:hAnsiTheme="majorHAnsi"/>
       <w:bCs/>
       <w:i/>
       <w:color w:val="4F81BD" w:themeColor="accent1"/>
     </w:rPr>
   </w:style>
   <w:style w:type="paragraph" w:styleId="Heading5">
-    <w:name w:val="heading 5"/>
-    <w:basedOn w:val="Normal"/>
-    <w:next w:val="BodyText"/>
+    <w:name w:val="Heading 5"/>
+    <w:basedOn w:val="Normal"/>
+    <w:next w:val="TextBody"/>
     <w:uiPriority w:val="9"/>
     <w:unhideWhenUsed/>
     <w:qFormat/>
     <w:pPr>
-      <w:keepNext/>
+      <w:keepNext w:val="true"/>
       <w:keepLines/>
       <w:spacing w:before="200" w:after="0"/>
       <w:outlineLvl w:val="4"/>
     </w:pPr>
     <w:rPr>
-      <w:rFonts w:asciiTheme="majorHAnsi" w:eastAsiaTheme="majorEastAsia" w:hAnsiTheme="majorHAnsi" w:cstheme="majorBidi"/>
+      <w:rFonts w:ascii="Calibri" w:hAnsi="Calibri" w:eastAsia="" w:cs="" w:asciiTheme="majorHAnsi" w:cstheme="majorBidi" w:eastAsiaTheme="majorEastAsia" w:hAnsiTheme="majorHAnsi"/>
       <w:iCs/>
       <w:color w:val="4F81BD" w:themeColor="accent1"/>
     </w:rPr>
   </w:style>
   <w:style w:type="paragraph" w:styleId="Heading6">
-    <w:name w:val="heading 6"/>
-    <w:basedOn w:val="Normal"/>
-    <w:next w:val="BodyText"/>
+    <w:name w:val="Heading 6"/>
+    <w:basedOn w:val="Normal"/>
+    <w:next w:val="TextBody"/>
     <w:uiPriority w:val="9"/>
     <w:unhideWhenUsed/>
     <w:qFormat/>
     <w:pPr>
-      <w:keepNext/>
+      <w:keepNext w:val="true"/>
       <w:keepLines/>
       <w:spacing w:before="200" w:after="0"/>
       <w:outlineLvl w:val="5"/>
     </w:pPr>
     <w:rPr>
-      <w:rFonts w:asciiTheme="majorHAnsi" w:eastAsiaTheme="majorEastAsia" w:hAnsiTheme="majorHAnsi" w:cstheme="majorBidi"/>
+      <w:rFonts w:ascii="Calibri" w:hAnsi="Calibri" w:eastAsia="" w:cs="" w:asciiTheme="majorHAnsi" w:cstheme="majorBidi" w:eastAsiaTheme="majorEastAsia" w:hAnsiTheme="majorHAnsi"/>
       <w:color w:val="4F81BD" w:themeColor="accent1"/>
     </w:rPr>
   </w:style>
   <w:style w:type="paragraph" w:styleId="Heading7">
-    <w:name w:val="heading 7"/>
-    <w:basedOn w:val="Normal"/>
-    <w:next w:val="BodyText"/>
+    <w:name w:val="Heading 7"/>
+    <w:basedOn w:val="Normal"/>
+    <w:next w:val="TextBody"/>
     <w:uiPriority w:val="9"/>
     <w:unhideWhenUsed/>
     <w:qFormat/>
     <w:pPr>
-      <w:keepNext/>
+      <w:keepNext w:val="true"/>
       <w:keepLines/>
       <w:spacing w:before="200" w:after="0"/>
       <w:outlineLvl w:val="6"/>
     </w:pPr>
     <w:rPr>
-      <w:rFonts w:asciiTheme="majorHAnsi" w:eastAsiaTheme="majorEastAsia" w:hAnsiTheme="majorHAnsi" w:cstheme="majorBidi"/>
+      <w:rFonts w:ascii="Calibri" w:hAnsi="Calibri" w:eastAsia="" w:cs="" w:asciiTheme="majorHAnsi" w:cstheme="majorBidi" w:eastAsiaTheme="majorEastAsia" w:hAnsiTheme="majorHAnsi"/>
       <w:color w:val="4F81BD" w:themeColor="accent1"/>
     </w:rPr>
   </w:style>
   <w:style w:type="paragraph" w:styleId="Heading8">
-    <w:name w:val="heading 8"/>
-    <w:basedOn w:val="Normal"/>
-    <w:next w:val="BodyText"/>
+    <w:name w:val="Heading 8"/>
+    <w:basedOn w:val="Normal"/>
+    <w:next w:val="TextBody"/>
     <w:uiPriority w:val="9"/>
     <w:unhideWhenUsed/>
     <w:qFormat/>
     <w:pPr>
-      <w:keepNext/>
+      <w:keepNext w:val="true"/>
       <w:keepLines/>
       <w:spacing w:before="200" w:after="0"/>
       <w:outlineLvl w:val="7"/>
     </w:pPr>
     <w:rPr>
-      <w:rFonts w:asciiTheme="majorHAnsi" w:eastAsiaTheme="majorEastAsia" w:hAnsiTheme="majorHAnsi" w:cstheme="majorBidi"/>
+      <w:rFonts w:ascii="Calibri" w:hAnsi="Calibri" w:eastAsia="" w:cs="" w:asciiTheme="majorHAnsi" w:cstheme="majorBidi" w:eastAsiaTheme="majorEastAsia" w:hAnsiTheme="majorHAnsi"/>
       <w:color w:val="4F81BD" w:themeColor="accent1"/>
     </w:rPr>
   </w:style>
   <w:style w:type="paragraph" w:styleId="Heading9">
-    <w:name w:val="heading 9"/>
-    <w:basedOn w:val="Normal"/>
-    <w:next w:val="BodyText"/>
+    <w:name w:val="Heading 9"/>
+    <w:basedOn w:val="Normal"/>
+    <w:next w:val="TextBody"/>
     <w:uiPriority w:val="9"/>
     <w:unhideWhenUsed/>
     <w:qFormat/>
     <w:pPr>
-      <w:keepNext/>
+      <w:keepNext w:val="true"/>
       <w:keepLines/>
       <w:spacing w:before="200" w:after="0"/>
       <w:outlineLvl w:val="8"/>
     </w:pPr>
     <w:rPr>
-      <w:rFonts w:asciiTheme="majorHAnsi" w:eastAsiaTheme="majorEastAsia" w:hAnsiTheme="majorHAnsi" w:cstheme="majorBidi"/>
+      <w:rFonts w:ascii="Calibri" w:hAnsi="Calibri" w:eastAsia="" w:cs="" w:asciiTheme="majorHAnsi" w:cstheme="majorBidi" w:eastAsiaTheme="majorEastAsia" w:hAnsiTheme="majorHAnsi"/>
       <w:color w:val="4F81BD" w:themeColor="accent1"/>
     </w:rPr>
   </w:style>
-  <w:style w:type="character" w:default="1" w:styleId="DefaultParagraphFont">
+  <w:style w:type="character" w:styleId="DefaultParagraphFont" w:default="1">
     <w:name w:val="Default Paragraph Font"/>
     <w:uiPriority w:val="1"/>
     <w:semiHidden/>
     <w:unhideWhenUsed/>
+    <w:qFormat/>
+    <w:rPr/>
+  </w:style>
+  <w:style w:type="character" w:styleId="CaptionChar" w:customStyle="1">
+    <w:name w:val="Caption Char"/>
+    <w:basedOn w:val="DefaultParagraphFont"/>
+    <w:link w:val="Caption1"/>
+    <w:qFormat/>
+    <w:rPr/>
+  </w:style>
+  <w:style w:type="character" w:styleId="VerbatimChar" w:customStyle="1">
+    <w:name w:val="Verbatim Char"/>
+    <w:basedOn w:val="CaptionChar"/>
+    <w:link w:val="SourceCode"/>
+    <w:qFormat/>
+    <w:rPr>
+      <w:rFonts w:ascii="Consolas" w:hAnsi="Consolas"/>
+      <w:sz w:val="22"/>
+    </w:rPr>
+  </w:style>
+  <w:style w:type="character" w:styleId="SectionNumber" w:customStyle="1">
+    <w:name w:val="Section Number"/>
+    <w:basedOn w:val="CaptionChar"/>
+    <w:qFormat/>
+    <w:rPr/>
+  </w:style>
+  <w:style w:type="character" w:styleId="FootnoteCharacters">
+    <w:name w:val="Footnote Characters"/>
+    <w:basedOn w:val="CaptionChar"/>
+    <w:qFormat/>
+    <w:rPr>
+      <w:vertAlign w:val="superscript"/>
+    </w:rPr>
+  </w:style>
+  <w:style w:type="character" w:styleId="FootnoteAnchor">
+    <w:name w:val="Footnote Anchor"/>
+    <w:rPr>
+      <w:vertAlign w:val="superscript"/>
+    </w:rPr>
+  </w:style>
+  <w:style w:type="character" w:styleId="InternetLink">
+    <w:name w:val="Hyperlink"/>
+    <w:basedOn w:val="CaptionChar"/>
+    <w:rPr>
+      <w:color w:val="4F81BD" w:themeColor="accent1"/>
+    </w:rPr>
+  </w:style>
+  <w:style w:type="character" w:styleId="KeywordTok" w:customStyle="1">
+    <w:name w:val="KeywordTok"/>
+    <w:basedOn w:val="VerbatimChar"/>
+    <w:qFormat/>
+    <w:rPr>
+      <w:rFonts w:ascii="Consolas" w:hAnsi="Consolas"/>
+      <w:b/>
+      <w:color w:val="007020"/>
+      <w:sz w:val="22"/>
+    </w:rPr>
+  </w:style>
+  <w:style w:type="character" w:styleId="DataTypeTok" w:customStyle="1">
+    <w:name w:val="DataTypeTok"/>
+    <w:basedOn w:val="VerbatimChar"/>
+    <w:qFormat/>
+    <w:rPr>
+      <w:rFonts w:ascii="Consolas" w:hAnsi="Consolas"/>
+      <w:color w:val="902000"/>
+      <w:sz w:val="22"/>
+    </w:rPr>
+  </w:style>
+  <w:style w:type="character" w:styleId="DecValTok" w:customStyle="1">
+    <w:name w:val="DecValTok"/>
+    <w:basedOn w:val="VerbatimChar"/>
+    <w:qFormat/>
+    <w:rPr>
+      <w:rFonts w:ascii="Consolas" w:hAnsi="Consolas"/>
+      <w:color w:val="40A070"/>
+      <w:sz w:val="22"/>
+    </w:rPr>
+  </w:style>
+  <w:style w:type="character" w:styleId="BaseNTok" w:customStyle="1">
+    <w:name w:val="BaseNTok"/>
+    <w:basedOn w:val="VerbatimChar"/>
+    <w:qFormat/>
+    <w:rPr>
+      <w:rFonts w:ascii="Consolas" w:hAnsi="Consolas"/>
+      <w:color w:val="40A070"/>
+      <w:sz w:val="22"/>
+    </w:rPr>
+  </w:style>
+  <w:style w:type="character" w:styleId="FloatTok" w:customStyle="1">
+    <w:name w:val="FloatTok"/>
+    <w:basedOn w:val="VerbatimChar"/>
+    <w:qFormat/>
+    <w:rPr>
+      <w:rFonts w:ascii="Consolas" w:hAnsi="Consolas"/>
+      <w:color w:val="40A070"/>
+      <w:sz w:val="22"/>
+    </w:rPr>
+  </w:style>
+  <w:style w:type="character" w:styleId="ConstantTok" w:customStyle="1">
+    <w:name w:val="ConstantTok"/>
+    <w:basedOn w:val="VerbatimChar"/>
+    <w:qFormat/>
+    <w:rPr>
+      <w:rFonts w:ascii="Consolas" w:hAnsi="Consolas"/>
+      <w:color w:val="880000"/>
+      <w:sz w:val="22"/>
+    </w:rPr>
+  </w:style>
+  <w:style w:type="character" w:styleId="CharTok" w:customStyle="1">
+    <w:name w:val="CharTok"/>
+    <w:basedOn w:val="VerbatimChar"/>
+    <w:qFormat/>
+    <w:rPr>
+      <w:rFonts w:ascii="Consolas" w:hAnsi="Consolas"/>
+      <w:color w:val="4070A0"/>
+      <w:sz w:val="22"/>
+    </w:rPr>
+  </w:style>
+  <w:style w:type="character" w:styleId="SpecialCharTok" w:customStyle="1">
+    <w:name w:val="SpecialCharTok"/>
+    <w:basedOn w:val="VerbatimChar"/>
+    <w:qFormat/>
+    <w:rPr>
+      <w:rFonts w:ascii="Consolas" w:hAnsi="Consolas"/>
+      <w:color w:val="4070A0"/>
+      <w:sz w:val="22"/>
+    </w:rPr>
+  </w:style>
+  <w:style w:type="character" w:styleId="StringTok" w:customStyle="1">
+    <w:name w:val="StringTok"/>
+    <w:basedOn w:val="VerbatimChar"/>
+    <w:qFormat/>
+    <w:rPr>
+      <w:rFonts w:ascii="Consolas" w:hAnsi="Consolas"/>
+      <w:color w:val="4070A0"/>
+      <w:sz w:val="22"/>
+    </w:rPr>
+  </w:style>
+  <w:style w:type="character" w:styleId="VerbatimStringTok" w:customStyle="1">
+    <w:name w:val="VerbatimStringTok"/>
+    <w:basedOn w:val="VerbatimChar"/>
+    <w:qFormat/>
+    <w:rPr>
+      <w:rFonts w:ascii="Consolas" w:hAnsi="Consolas"/>
+      <w:color w:val="4070A0"/>
+      <w:sz w:val="22"/>
+    </w:rPr>
+  </w:style>
+  <w:style w:type="character" w:styleId="SpecialStringTok" w:customStyle="1">
+    <w:name w:val="SpecialStringTok"/>
+    <w:basedOn w:val="VerbatimChar"/>
+    <w:qFormat/>
+    <w:rPr>
+      <w:rFonts w:ascii="Consolas" w:hAnsi="Consolas"/>
+      <w:color w:val="BB6688"/>
+      <w:sz w:val="22"/>
+    </w:rPr>
+  </w:style>
+  <w:style w:type="character" w:styleId="ImportTok" w:customStyle="1">
+    <w:name w:val="ImportTok"/>
+    <w:basedOn w:val="VerbatimChar"/>
+    <w:qFormat/>
+    <w:rPr>
+      <w:rFonts w:ascii="Consolas" w:hAnsi="Consolas"/>
+      <w:sz w:val="22"/>
+    </w:rPr>
+  </w:style>
+  <w:style w:type="character" w:styleId="CommentTok" w:customStyle="1">
+    <w:name w:val="CommentTok"/>
+    <w:basedOn w:val="VerbatimChar"/>
+    <w:qFormat/>
+    <w:rPr>
+      <w:rFonts w:ascii="Consolas" w:hAnsi="Consolas"/>
+      <w:i/>
+      <w:color w:val="60A0B0"/>
+      <w:sz w:val="22"/>
+    </w:rPr>
+  </w:style>
+  <w:style w:type="character" w:styleId="DocumentationTok" w:customStyle="1">
+    <w:name w:val="DocumentationTok"/>
+    <w:basedOn w:val="VerbatimChar"/>
+    <w:qFormat/>
+    <w:rPr>
+      <w:rFonts w:ascii="Consolas" w:hAnsi="Consolas"/>
+      <w:i/>
+      <w:color w:val="BA2121"/>
+      <w:sz w:val="22"/>
+    </w:rPr>
+  </w:style>
+  <w:style w:type="character" w:styleId="AnnotationTok" w:customStyle="1">
+    <w:name w:val="AnnotationTok"/>
+    <w:basedOn w:val="VerbatimChar"/>
+    <w:qFormat/>
+    <w:rPr>
+      <w:rFonts w:ascii="Consolas" w:hAnsi="Consolas"/>
+      <w:b/>
+      <w:i/>
+      <w:color w:val="60A0B0"/>
+      <w:sz w:val="22"/>
+    </w:rPr>
+  </w:style>
+  <w:style w:type="character" w:styleId="CommentVarTok" w:customStyle="1">
+    <w:name w:val="CommentVarTok"/>
+    <w:basedOn w:val="VerbatimChar"/>
+    <w:qFormat/>
+    <w:rPr>
+      <w:rFonts w:ascii="Consolas" w:hAnsi="Consolas"/>
+      <w:b/>
+      <w:i/>
+      <w:color w:val="60A0B0"/>
+      <w:sz w:val="22"/>
+    </w:rPr>
+  </w:style>
+  <w:style w:type="character" w:styleId="OtherTok" w:customStyle="1">
+    <w:name w:val="OtherTok"/>
+    <w:basedOn w:val="VerbatimChar"/>
+    <w:qFormat/>
+    <w:rPr>
+      <w:rFonts w:ascii="Consolas" w:hAnsi="Consolas"/>
+      <w:color w:val="007020"/>
+      <w:sz w:val="22"/>
+    </w:rPr>
+  </w:style>
+  <w:style w:type="character" w:styleId="FunctionTok" w:customStyle="1">
+    <w:name w:val="FunctionTok"/>
+    <w:basedOn w:val="VerbatimChar"/>
+    <w:qFormat/>
+    <w:rPr>
+      <w:rFonts w:ascii="Consolas" w:hAnsi="Consolas"/>
+      <w:color w:val="06287E"/>
+      <w:sz w:val="22"/>
+    </w:rPr>
+  </w:style>
+  <w:style w:type="character" w:styleId="VariableTok" w:customStyle="1">
+    <w:name w:val="VariableTok"/>
+    <w:basedOn w:val="VerbatimChar"/>
+    <w:qFormat/>
+    <w:rPr>
+      <w:rFonts w:ascii="Consolas" w:hAnsi="Consolas"/>
+      <w:color w:val="19177C"/>
+      <w:sz w:val="22"/>
+    </w:rPr>
+  </w:style>
+  <w:style w:type="character" w:styleId="ControlFlowTok" w:customStyle="1">
+    <w:name w:val="ControlFlowTok"/>
+    <w:basedOn w:val="VerbatimChar"/>
+    <w:qFormat/>
+    <w:rPr>
+      <w:rFonts w:ascii="Consolas" w:hAnsi="Consolas"/>
+      <w:b/>
+      <w:color w:val="007020"/>
+      <w:sz w:val="22"/>
+    </w:rPr>
+  </w:style>
+  <w:style w:type="character" w:styleId="OperatorTok" w:customStyle="1">
+    <w:name w:val="OperatorTok"/>
+    <w:basedOn w:val="VerbatimChar"/>
+    <w:qFormat/>
+    <w:rPr>
+      <w:rFonts w:ascii="Consolas" w:hAnsi="Consolas"/>
+      <w:color w:val="666666"/>
+      <w:sz w:val="22"/>
+    </w:rPr>
+  </w:style>
+  <w:style w:type="character" w:styleId="BuiltInTok" w:customStyle="1">
+    <w:name w:val="BuiltInTok"/>
+    <w:basedOn w:val="VerbatimChar"/>
+    <w:qFormat/>
+    <w:rPr>
+      <w:rFonts w:ascii="Consolas" w:hAnsi="Consolas"/>
+      <w:sz w:val="22"/>
+    </w:rPr>
+  </w:style>
+  <w:style w:type="character" w:styleId="ExtensionTok" w:customStyle="1">
+    <w:name w:val="ExtensionTok"/>
+    <w:basedOn w:val="VerbatimChar"/>
+    <w:qFormat/>
+    <w:rPr>
+      <w:rFonts w:ascii="Consolas" w:hAnsi="Consolas"/>
+      <w:sz w:val="22"/>
+    </w:rPr>
+  </w:style>
+  <w:style w:type="character" w:styleId="PreprocessorTok" w:customStyle="1">
+    <w:name w:val="PreprocessorTok"/>
+    <w:basedOn w:val="VerbatimChar"/>
+    <w:qFormat/>
+    <w:rPr>
+      <w:rFonts w:ascii="Consolas" w:hAnsi="Consolas"/>
+      <w:color w:val="BC7A00"/>
+      <w:sz w:val="22"/>
+    </w:rPr>
+  </w:style>
+  <w:style w:type="character" w:styleId="AttributeTok" w:customStyle="1">
+    <w:name w:val="AttributeTok"/>
+    <w:basedOn w:val="VerbatimChar"/>
+    <w:qFormat/>
+    <w:rPr>
+      <w:rFonts w:ascii="Consolas" w:hAnsi="Consolas"/>
+      <w:color w:val="7D9029"/>
+      <w:sz w:val="22"/>
+    </w:rPr>
+  </w:style>
+  <w:style w:type="character" w:styleId="RegionMarkerTok" w:customStyle="1">
+    <w:name w:val="RegionMarkerTok"/>
+    <w:basedOn w:val="VerbatimChar"/>
+    <w:qFormat/>
+    <w:rPr>
+      <w:rFonts w:ascii="Consolas" w:hAnsi="Consolas"/>
+      <w:sz w:val="22"/>
+    </w:rPr>
+  </w:style>
+  <w:style w:type="character" w:styleId="InformationTok" w:customStyle="1">
+    <w:name w:val="InformationTok"/>
+    <w:basedOn w:val="VerbatimChar"/>
+    <w:qFormat/>
+    <w:rPr>
+      <w:rFonts w:ascii="Consolas" w:hAnsi="Consolas"/>
+      <w:b/>
+      <w:i/>
+      <w:color w:val="60A0B0"/>
+      <w:sz w:val="22"/>
+    </w:rPr>
+  </w:style>
+  <w:style w:type="character" w:styleId="WarningTok" w:customStyle="1">
+    <w:name w:val="WarningTok"/>
+    <w:basedOn w:val="VerbatimChar"/>
+    <w:qFormat/>
+    <w:rPr>
+      <w:rFonts w:ascii="Consolas" w:hAnsi="Consolas"/>
+      <w:b/>
+      <w:i/>
+      <w:color w:val="60A0B0"/>
+      <w:sz w:val="22"/>
+    </w:rPr>
+  </w:style>
+  <w:style w:type="character" w:styleId="AlertTok" w:customStyle="1">
+    <w:name w:val="AlertTok"/>
+    <w:basedOn w:val="VerbatimChar"/>
+    <w:qFormat/>
+    <w:rPr>
+      <w:rFonts w:ascii="Consolas" w:hAnsi="Consolas"/>
+      <w:b/>
+      <w:color w:val="FF0000"/>
+      <w:sz w:val="22"/>
+    </w:rPr>
+  </w:style>
+  <w:style w:type="character" w:styleId="ErrorTok" w:customStyle="1">
+    <w:name w:val="ErrorTok"/>
+    <w:basedOn w:val="VerbatimChar"/>
+    <w:qFormat/>
+    <w:rPr>
+      <w:rFonts w:ascii="Consolas" w:hAnsi="Consolas"/>
+      <w:b/>
+      <w:color w:val="FF0000"/>
+      <w:sz w:val="22"/>
+    </w:rPr>
+  </w:style>
+  <w:style w:type="character" w:styleId="NormalTok" w:customStyle="1">
+    <w:name w:val="NormalTok"/>
+    <w:basedOn w:val="VerbatimChar"/>
+    <w:qFormat/>
+    <w:rPr>
+      <w:rFonts w:ascii="Consolas" w:hAnsi="Consolas"/>
+      <w:sz w:val="22"/>
+    </w:rPr>
+  </w:style>
+  <w:style w:type="character" w:styleId="Note" w:customStyle="1">
+    <w:name w:val="Note"/>
+    <w:basedOn w:val="DefaultParagraphFont"/>
+    <w:uiPriority w:val="1"/>
+    <w:qFormat/>
+    <w:rsid w:val="00d159f6"/>
+    <w:rPr>
+      <w:vanish/>
+    </w:rPr>
+  </w:style>
+  <w:style w:type="paragraph" w:styleId="Heading">
+    <w:name w:val="Heading"/>
+    <w:basedOn w:val="Normal"/>
+    <w:next w:val="TextBody"/>
+    <w:qFormat/>
+    <w:pPr>
+      <w:keepNext w:val="true"/>
+      <w:spacing w:before="240" w:after="120"/>
+    </w:pPr>
+    <w:rPr>
+      <w:rFonts w:ascii="Liberation Sans" w:hAnsi="Liberation Sans" w:eastAsia="Noto Sans CJK SC" w:cs="FreeSans"/>
+      <w:sz w:val="28"/>
+      <w:szCs w:val="28"/>
+    </w:rPr>
+  </w:style>
+  <w:style w:type="paragraph" w:styleId="TextBody">
+    <w:name w:val="Body Text"/>
+    <w:basedOn w:val="Normal"/>
+    <w:qFormat/>
+    <w:rsid w:val="00d50769"/>
+    <w:pPr>
+      <w:spacing w:before="180" w:after="180"/>
+    </w:pPr>
+    <w:rPr>
+      <w:rFonts w:ascii="Courier" w:hAnsi="Courier"/>
+    </w:rPr>
+  </w:style>
+  <w:style w:type="paragraph" w:styleId="List">
+    <w:name w:val="List"/>
+    <w:basedOn w:val="TextBody"/>
+    <w:pPr/>
+    <w:rPr>
+      <w:rFonts w:cs="FreeSans"/>
+    </w:rPr>
+  </w:style>
+  <w:style w:type="paragraph" w:styleId="Caption">
+    <w:name w:val="Caption"/>
+    <w:basedOn w:val="Normal"/>
+    <w:qFormat/>
+    <w:pPr>
+      <w:suppressLineNumbers/>
+      <w:spacing w:before="120" w:after="120"/>
+    </w:pPr>
+    <w:rPr>
+      <w:rFonts w:cs="FreeSans"/>
+      <w:i/>
+      <w:iCs/>
+      <w:sz w:val="24"/>
+      <w:szCs w:val="24"/>
+    </w:rPr>
+  </w:style>
+  <w:style w:type="paragraph" w:styleId="Index">
+    <w:name w:val="Index"/>
+    <w:basedOn w:val="Normal"/>
+    <w:qFormat/>
+    <w:pPr>
+      <w:suppressLineNumbers/>
+    </w:pPr>
+    <w:rPr>
+      <w:rFonts w:cs="FreeSans"/>
+    </w:rPr>
+  </w:style>
+  <w:style w:type="paragraph" w:styleId="FirstParagraph" w:customStyle="1">
+    <w:name w:val="First Paragraph"/>
+    <w:basedOn w:val="TextBody"/>
+    <w:next w:val="TextBody"/>
+    <w:qFormat/>
+    <w:pPr/>
+    <w:rPr/>
+  </w:style>
+  <w:style w:type="paragraph" w:styleId="Compact" w:customStyle="1">
+    <w:name w:val="Compact"/>
+    <w:basedOn w:val="TextBody"/>
+    <w:qFormat/>
+    <w:pPr>
+      <w:spacing w:before="36" w:after="36"/>
+    </w:pPr>
+    <w:rPr/>
+  </w:style>
+  <w:style w:type="paragraph" w:styleId="Title">
+    <w:name w:val="Title"/>
+    <w:basedOn w:val="Normal"/>
+    <w:next w:val="TextBody"/>
+    <w:qFormat/>
+    <w:rsid w:val="004b1ed2"/>
+    <w:pPr>
+      <w:keepNext w:val="true"/>
+      <w:keepLines/>
+      <w:spacing w:before="480" w:after="240"/>
+      <w:jc w:val="center"/>
+    </w:pPr>
+    <w:rPr>
+      <w:rFonts w:ascii="Courier" w:hAnsi="Courier" w:eastAsia="" w:cs="" w:cstheme="majorBidi" w:eastAsiaTheme="majorEastAsia"/>
+      <w:b/>
+      <w:bCs/>
+      <w:color w:val="345A8A" w:themeColor="accent1" w:themeShade="b5"/>
+      <w:szCs w:val="36"/>
+    </w:rPr>
+  </w:style>
+  <w:style w:type="paragraph" w:styleId="Subtitle">
+    <w:name w:val="Subtitle"/>
+    <w:basedOn w:val="Title"/>
+    <w:next w:val="TextBody"/>
+    <w:qFormat/>
+    <w:pPr>
+      <w:spacing w:before="240" w:after="240"/>
+    </w:pPr>
+    <w:rPr>
+      <w:sz w:val="30"/>
+      <w:szCs w:val="30"/>
+    </w:rPr>
+  </w:style>
+  <w:style w:type="paragraph" w:styleId="Author" w:customStyle="1">
+    <w:name w:val="Author"/>
+    <w:next w:val="TextBody"/>
+    <w:qFormat/>
+    <w:rsid w:val="004b1ed2"/>
+    <w:pPr>
+      <w:keepNext w:val="true"/>
+      <w:keepLines/>
+      <w:widowControl/>
+      <w:bidi w:val="0"/>
+      <w:spacing w:before="0" w:after="200"/>
+      <w:jc w:val="center"/>
+    </w:pPr>
+    <w:rPr>
+      <w:rFonts w:ascii="Courier" w:hAnsi="Courier" w:eastAsia="Cambria" w:cs="" w:cstheme="minorBidi" w:eastAsiaTheme="minorHAnsi"/>
+      <w:color w:val="auto"/>
+      <w:kern w:val="0"/>
+      <w:sz w:val="24"/>
+      <w:szCs w:val="24"/>
+      <w:lang w:val="en-US" w:eastAsia="en-US" w:bidi="ar-SA"/>
+    </w:rPr>
+  </w:style>
+  <w:style w:type="paragraph" w:styleId="Date">
+    <w:name w:val="Date"/>
+    <w:next w:val="TextBody"/>
+    <w:qFormat/>
+    <w:pPr>
+      <w:keepNext w:val="true"/>
+      <w:keepLines/>
+      <w:widowControl/>
+      <w:bidi w:val="0"/>
+      <w:spacing w:before="0" w:after="200"/>
+      <w:jc w:val="center"/>
+    </w:pPr>
+    <w:rPr>
+      <w:rFonts w:ascii="Cambria" w:hAnsi="Cambria" w:eastAsia="Cambria" w:cs="" w:asciiTheme="minorHAnsi" w:cstheme="minorBidi" w:eastAsiaTheme="minorHAnsi" w:hAnsiTheme="minorHAnsi"/>
+      <w:color w:val="auto"/>
+      <w:kern w:val="0"/>
+      <w:sz w:val="24"/>
+      <w:szCs w:val="24"/>
+      <w:lang w:val="en-US" w:eastAsia="en-US" w:bidi="ar-SA"/>
+    </w:rPr>
+  </w:style>
+  <w:style w:type="paragraph" w:styleId="Abstract" w:customStyle="1">
+    <w:name w:val="Abstract"/>
+    <w:basedOn w:val="Normal"/>
+    <w:next w:val="TextBody"/>
+    <w:qFormat/>
+    <w:pPr>
+      <w:keepNext w:val="true"/>
+      <w:keepLines/>
+      <w:spacing w:before="300" w:after="300"/>
+    </w:pPr>
+    <w:rPr>
+      <w:sz w:val="20"/>
+      <w:szCs w:val="20"/>
+    </w:rPr>
+  </w:style>
+  <w:style w:type="paragraph" w:styleId="Bibliography">
+    <w:name w:val="Bibliography"/>
+    <w:basedOn w:val="Normal"/>
+    <w:qFormat/>
+    <w:pPr/>
+    <w:rPr/>
+  </w:style>
+  <w:style w:type="paragraph" w:styleId="BlockText">
+    <w:name w:val="Block Text"/>
+    <w:basedOn w:val="TextBody"/>
+    <w:next w:val="TextBody"/>
+    <w:uiPriority w:val="9"/>
+    <w:unhideWhenUsed/>
+    <w:qFormat/>
+    <w:pPr>
+      <w:spacing w:before="100" w:after="100"/>
+      <w:ind w:left="480" w:right="480" w:hanging="0"/>
+    </w:pPr>
+    <w:rPr/>
+  </w:style>
+  <w:style w:type="paragraph" w:styleId="Footnote">
+    <w:name w:val="Footnote Text"/>
+    <w:basedOn w:val="Normal"/>
+    <w:uiPriority w:val="9"/>
+    <w:unhideWhenUsed/>
+    <w:qFormat/>
+    <w:pPr/>
+    <w:rPr/>
+  </w:style>
+  <w:style w:type="paragraph" w:styleId="DefinitionTerm" w:customStyle="1">
+    <w:name w:val="Definition Term"/>
+    <w:basedOn w:val="Normal"/>
+    <w:next w:val="Definition"/>
+    <w:qFormat/>
+    <w:pPr>
+      <w:keepNext w:val="true"/>
+      <w:keepLines/>
+      <w:spacing w:before="0" w:after="0"/>
+    </w:pPr>
+    <w:rPr>
+      <w:b/>
+    </w:rPr>
+  </w:style>
+  <w:style w:type="paragraph" w:styleId="Definition" w:customStyle="1">
+    <w:name w:val="Definition"/>
+    <w:basedOn w:val="Normal"/>
+    <w:qFormat/>
+    <w:pPr/>
+    <w:rPr/>
+  </w:style>
+  <w:style w:type="paragraph" w:styleId="Caption1">
+    <w:name w:val="caption"/>
+    <w:basedOn w:val="Normal"/>
+    <w:link w:val="CaptionChar"/>
+    <w:qFormat/>
+    <w:pPr>
+      <w:spacing w:before="0" w:after="120"/>
+    </w:pPr>
+    <w:rPr>
+      <w:i/>
+    </w:rPr>
+  </w:style>
+  <w:style w:type="paragraph" w:styleId="TableCaption" w:customStyle="1">
+    <w:name w:val="Table Caption"/>
+    <w:basedOn w:val="Caption1"/>
+    <w:qFormat/>
+    <w:pPr>
+      <w:keepNext w:val="true"/>
+    </w:pPr>
+    <w:rPr/>
+  </w:style>
+  <w:style w:type="paragraph" w:styleId="ImageCaption" w:customStyle="1">
+    <w:name w:val="Image Caption"/>
+    <w:basedOn w:val="Caption1"/>
+    <w:qFormat/>
+    <w:pPr/>
+    <w:rPr/>
+  </w:style>
+  <w:style w:type="paragraph" w:styleId="Figure" w:customStyle="1">
+    <w:name w:val="Figure"/>
+    <w:basedOn w:val="Normal"/>
+    <w:qFormat/>
+    <w:pPr/>
+    <w:rPr/>
+  </w:style>
+  <w:style w:type="paragraph" w:styleId="CaptionedFigure" w:customStyle="1">
+    <w:name w:val="Captioned Figure"/>
+    <w:basedOn w:val="Figure"/>
+    <w:qFormat/>
+    <w:pPr>
+      <w:keepNext w:val="true"/>
+    </w:pPr>
+    <w:rPr/>
+  </w:style>
+  <w:style w:type="paragraph" w:styleId="IndexHeading">
+    <w:name w:val="Index Heading"/>
+    <w:basedOn w:val="Heading"/>
+    <w:pPr/>
+    <w:rPr/>
+  </w:style>
+  <w:style w:type="paragraph" w:styleId="ContentsHeading">
+    <w:name w:val="TOC Heading"/>
+    <w:basedOn w:val="Heading1"/>
+    <w:next w:val="TextBody"/>
+    <w:uiPriority w:val="39"/>
+    <w:unhideWhenUsed/>
+    <w:qFormat/>
+    <w:pPr>
+      <w:spacing w:lineRule="auto" w:line="259" w:before="240" w:after="0"/>
+      <w:outlineLvl w:val="9"/>
+    </w:pPr>
+    <w:rPr>
+      <w:b w:val="false"/>
+      <w:bCs w:val="false"/>
+      <w:color w:val="365F91" w:themeColor="accent1" w:themeShade="bf"/>
+    </w:rPr>
+  </w:style>
+  <w:style w:type="paragraph" w:styleId="Action" w:customStyle="1">
+    <w:name w:val="Action"/>
+    <w:basedOn w:val="TextBody"/>
+    <w:qFormat/>
+    <w:pPr/>
+    <w:rPr/>
+  </w:style>
+  <w:style w:type="paragraph" w:styleId="Character" w:customStyle="1">
+    <w:name w:val="Character"/>
+    <w:basedOn w:val="Dialogue"/>
+    <w:qFormat/>
+    <w:pPr>
+      <w:spacing w:before="187" w:after="0"/>
+    </w:pPr>
+    <w:rPr/>
+  </w:style>
+  <w:style w:type="paragraph" w:styleId="Dialogue" w:customStyle="1">
+    <w:name w:val="Dialogue"/>
+    <w:basedOn w:val="TextBody"/>
+    <w:qFormat/>
+    <w:rsid w:val="00364552"/>
+    <w:pPr>
+      <w:spacing w:before="0" w:after="187"/>
+      <w:ind w:left="2160" w:right="2160" w:hanging="0"/>
+      <w:mirrorIndents/>
+    </w:pPr>
+    <w:rPr/>
+  </w:style>
+  <w:style w:type="paragraph" w:styleId="Parenthetical" w:customStyle="1">
+    <w:name w:val="Parenthetical"/>
+    <w:basedOn w:val="Dialogue"/>
+    <w:qFormat/>
+    <w:rsid w:val="00364552"/>
+    <w:pPr>
+      <w:spacing w:before="0" w:after="0"/>
+      <w:ind w:left="2880" w:right="2160" w:hanging="0"/>
+    </w:pPr>
+    <w:rPr/>
+  </w:style>
+  <w:style w:type="paragraph" w:styleId="SceneHeading" w:customStyle="1">
+    <w:name w:val="SceneHeading"/>
+    <w:basedOn w:val="TextBody"/>
+    <w:qFormat/>
+    <w:pPr/>
+    <w:rPr/>
+  </w:style>
+  <w:style w:type="paragraph" w:styleId="Transition" w:customStyle="1">
+    <w:name w:val="Transition"/>
+    <w:basedOn w:val="TextBody"/>
+    <w:qFormat/>
+    <w:rsid w:val="00d346d6"/>
+    <w:pPr>
+      <w:jc w:val="right"/>
+    </w:pPr>
+    <w:rPr/>
+  </w:style>
+  <w:style w:type="paragraph" w:styleId="SourceCode" w:customStyle="1">
+    <w:name w:val="Source Code"/>
+    <w:basedOn w:val="Normal"/>
+    <w:link w:val="VerbatimChar"/>
+    <w:qFormat/>
+    <w:pPr/>
+    <w:rPr/>
+  </w:style>
+  <w:style w:type="paragraph" w:styleId="Style11" w:customStyle="1">
+    <w:name w:val="Style1"/>
+    <w:basedOn w:val="Action"/>
+    <w:qFormat/>
+    <w:rsid w:val="00f62a4f"/>
+    <w:pPr>
+      <w:jc w:val="center"/>
+    </w:pPr>
+    <w:rPr/>
+  </w:style>
+  <w:style w:type="paragraph" w:styleId="Lyrics" w:customStyle="1">
+    <w:name w:val="Lyrics"/>
+    <w:basedOn w:val="Dialogue"/>
+    <w:qFormat/>
+    <w:rsid w:val="007a2e18"/>
+    <w:pPr/>
+    <w:rPr>
+      <w:i/>
+    </w:rPr>
+  </w:style>
+  <w:style w:type="numbering" w:styleId="NoList" w:default="1">
+    <w:name w:val="No List"/>
+    <w:uiPriority w:val="99"/>
+    <w:semiHidden/>
+    <w:unhideWhenUsed/>
+    <w:qFormat/>
   </w:style>
   <w:style w:type="table" w:default="1" w:styleId="TableNormal">
     <w:name w:val="Normal Table"/>
@@ -807,7 +1453,6 @@
     <w:semiHidden/>
     <w:unhideWhenUsed/>
     <w:tblPr>
-      <w:tblInd w:w="0" w:type="dxa"/>
       <w:tblCellMar>
         <w:top w:w="0" w:type="dxa"/>
         <w:left w:w="108" w:type="dxa"/>
@@ -816,141 +1461,12 @@
       </w:tblCellMar>
     </w:tblPr>
   </w:style>
-  <w:style w:type="numbering" w:default="1" w:styleId="NoList">
-    <w:name w:val="No List"/>
-    <w:uiPriority w:val="99"/>
-    <w:semiHidden/>
-    <w:unhideWhenUsed/>
-  </w:style>
-  <w:style w:type="paragraph" w:styleId="BodyText">
-    <w:name w:val="Body Text"/>
-    <w:basedOn w:val="Normal"/>
-    <w:qFormat/>
-    <w:rsid w:val="00D50769"/>
-    <w:pPr>
-      <w:spacing w:before="180" w:after="180"/>
-    </w:pPr>
-    <w:rPr>
-      <w:rFonts w:ascii="Courier" w:hAnsi="Courier"/>
-    </w:rPr>
-  </w:style>
-  <w:style w:type="paragraph" w:customStyle="1" w:styleId="FirstParagraph">
-    <w:name w:val="First Paragraph"/>
-    <w:basedOn w:val="BodyText"/>
-    <w:next w:val="BodyText"/>
-    <w:qFormat/>
-  </w:style>
-  <w:style w:type="paragraph" w:customStyle="1" w:styleId="Compact">
-    <w:name w:val="Compact"/>
-    <w:basedOn w:val="BodyText"/>
-    <w:qFormat/>
-    <w:pPr>
-      <w:spacing w:before="36" w:after="36"/>
-    </w:pPr>
-  </w:style>
-  <w:style w:type="paragraph" w:styleId="Title">
-    <w:name w:val="Title"/>
-    <w:basedOn w:val="Normal"/>
-    <w:next w:val="BodyText"/>
-    <w:qFormat/>
-    <w:rsid w:val="004B1ED2"/>
-    <w:pPr>
-      <w:keepNext/>
-      <w:keepLines/>
-      <w:spacing w:before="480" w:after="240"/>
-      <w:jc w:val="center"/>
-    </w:pPr>
-    <w:rPr>
-      <w:rFonts w:ascii="Courier" w:eastAsiaTheme="majorEastAsia" w:hAnsi="Courier" w:cstheme="majorBidi"/>
-      <w:b/>
-      <w:bCs/>
-      <w:color w:val="345A8A" w:themeColor="accent1" w:themeShade="B5"/>
-      <w:szCs w:val="36"/>
-    </w:rPr>
-  </w:style>
-  <w:style w:type="paragraph" w:styleId="Subtitle">
-    <w:name w:val="Subtitle"/>
-    <w:basedOn w:val="Title"/>
-    <w:next w:val="BodyText"/>
-    <w:qFormat/>
-    <w:pPr>
-      <w:spacing w:before="240"/>
-    </w:pPr>
-    <w:rPr>
-      <w:sz w:val="30"/>
-      <w:szCs w:val="30"/>
-    </w:rPr>
-  </w:style>
-  <w:style w:type="paragraph" w:customStyle="1" w:styleId="Author">
-    <w:name w:val="Author"/>
-    <w:next w:val="BodyText"/>
-    <w:qFormat/>
-    <w:rsid w:val="004B1ED2"/>
-    <w:pPr>
-      <w:keepNext/>
-      <w:keepLines/>
-      <w:jc w:val="center"/>
-    </w:pPr>
-    <w:rPr>
-      <w:rFonts w:ascii="Courier" w:hAnsi="Courier"/>
-    </w:rPr>
-  </w:style>
-  <w:style w:type="paragraph" w:styleId="Date">
-    <w:name w:val="Date"/>
-    <w:next w:val="BodyText"/>
-    <w:qFormat/>
-    <w:pPr>
-      <w:keepNext/>
-      <w:keepLines/>
-      <w:jc w:val="center"/>
-    </w:pPr>
-  </w:style>
-  <w:style w:type="paragraph" w:customStyle="1" w:styleId="Abstract">
-    <w:name w:val="Abstract"/>
-    <w:basedOn w:val="Normal"/>
-    <w:next w:val="BodyText"/>
-    <w:qFormat/>
-    <w:pPr>
-      <w:keepNext/>
-      <w:keepLines/>
-      <w:spacing w:before="300" w:after="300"/>
-    </w:pPr>
-    <w:rPr>
-      <w:sz w:val="20"/>
-      <w:szCs w:val="20"/>
-    </w:rPr>
-  </w:style>
-  <w:style w:type="paragraph" w:styleId="Bibliography">
-    <w:name w:val="Bibliography"/>
-    <w:basedOn w:val="Normal"/>
-    <w:qFormat/>
-  </w:style>
-  <w:style w:type="paragraph" w:styleId="BlockText">
-    <w:name w:val="Block Text"/>
-    <w:basedOn w:val="BodyText"/>
-    <w:next w:val="BodyText"/>
-    <w:uiPriority w:val="9"/>
-    <w:unhideWhenUsed/>
-    <w:qFormat/>
-    <w:pPr>
-      <w:spacing w:before="100" w:after="100"/>
-      <w:ind w:left="480" w:right="480"/>
-    </w:pPr>
-  </w:style>
-  <w:style w:type="paragraph" w:styleId="FootnoteText">
-    <w:name w:val="footnote text"/>
-    <w:basedOn w:val="Normal"/>
-    <w:uiPriority w:val="9"/>
-    <w:unhideWhenUsed/>
-    <w:qFormat/>
-  </w:style>
   <w:style w:type="table" w:customStyle="1" w:styleId="Table">
     <w:name w:val="Table"/>
     <w:semiHidden/>
     <w:unhideWhenUsed/>
     <w:qFormat/>
     <w:tblPr>
-      <w:tblInd w:w="0" w:type="dxa"/>
       <w:tblCellMar>
         <w:top w:w="0" w:type="dxa"/>
         <w:left w:w="108" w:type="dxa"/>
@@ -959,485 +1475,14 @@
       </w:tblCellMar>
     </w:tblPr>
     <w:tblStylePr w:type="firstRow">
-      <w:tblPr>
-        <w:jc w:val="left"/>
-      </w:tblPr>
-      <w:trPr>
-        <w:jc w:val="left"/>
-      </w:trPr>
+      <w:tblPr/>
       <w:tcPr>
         <w:tcBorders>
-          <w:bottom w:val="single" w:sz="0" w:space="0" w:color="auto"/>
+          <w:bottom w:val="single" w:color="auto" w:sz="0" w:space="0"/>
         </w:tcBorders>
         <w:vAlign w:val="bottom"/>
       </w:tcPr>
     </w:tblStylePr>
-  </w:style>
-  <w:style w:type="paragraph" w:customStyle="1" w:styleId="DefinitionTerm">
-    <w:name w:val="Definition Term"/>
-    <w:basedOn w:val="Normal"/>
-    <w:next w:val="Definition"/>
-    <w:pPr>
-      <w:keepNext/>
-      <w:keepLines/>
-      <w:spacing w:after="0"/>
-    </w:pPr>
-    <w:rPr>
-      <w:b/>
-    </w:rPr>
-  </w:style>
-  <w:style w:type="paragraph" w:customStyle="1" w:styleId="Definition">
-    <w:name w:val="Definition"/>
-    <w:basedOn w:val="Normal"/>
-  </w:style>
-  <w:style w:type="paragraph" w:styleId="Caption">
-    <w:name w:val="caption"/>
-    <w:basedOn w:val="Normal"/>
-    <w:link w:val="CaptionChar"/>
-    <w:pPr>
-      <w:spacing w:after="120"/>
-    </w:pPr>
-    <w:rPr>
-      <w:i/>
-    </w:rPr>
-  </w:style>
-  <w:style w:type="paragraph" w:customStyle="1" w:styleId="TableCaption">
-    <w:name w:val="Table Caption"/>
-    <w:basedOn w:val="Caption"/>
-    <w:pPr>
-      <w:keepNext/>
-    </w:pPr>
-  </w:style>
-  <w:style w:type="paragraph" w:customStyle="1" w:styleId="ImageCaption">
-    <w:name w:val="Image Caption"/>
-    <w:basedOn w:val="Caption"/>
-  </w:style>
-  <w:style w:type="paragraph" w:customStyle="1" w:styleId="Figure">
-    <w:name w:val="Figure"/>
-    <w:basedOn w:val="Normal"/>
-  </w:style>
-  <w:style w:type="paragraph" w:customStyle="1" w:styleId="CaptionedFigure">
-    <w:name w:val="Captioned Figure"/>
-    <w:basedOn w:val="Figure"/>
-    <w:pPr>
-      <w:keepNext/>
-    </w:pPr>
-  </w:style>
-  <w:style w:type="character" w:customStyle="1" w:styleId="CaptionChar">
-    <w:name w:val="Caption Char"/>
-    <w:basedOn w:val="DefaultParagraphFont"/>
-    <w:link w:val="Caption"/>
-  </w:style>
-  <w:style w:type="character" w:customStyle="1" w:styleId="VerbatimChar">
-    <w:name w:val="Verbatim Char"/>
-    <w:basedOn w:val="CaptionChar"/>
-    <w:link w:val="SourceCode"/>
-    <w:rPr>
-      <w:rFonts w:ascii="Consolas" w:hAnsi="Consolas"/>
-      <w:sz w:val="22"/>
-    </w:rPr>
-  </w:style>
-  <w:style w:type="character" w:customStyle="1" w:styleId="SectionNumber">
-    <w:name w:val="Section Number"/>
-    <w:basedOn w:val="CaptionChar"/>
-  </w:style>
-  <w:style w:type="character" w:styleId="FootnoteReference">
-    <w:name w:val="footnote reference"/>
-    <w:basedOn w:val="CaptionChar"/>
-    <w:rPr>
-      <w:vertAlign w:val="superscript"/>
-    </w:rPr>
-  </w:style>
-  <w:style w:type="character" w:styleId="Hyperlink">
-    <w:name w:val="Hyperlink"/>
-    <w:basedOn w:val="CaptionChar"/>
-    <w:rPr>
-      <w:color w:val="4F81BD" w:themeColor="accent1"/>
-    </w:rPr>
-  </w:style>
-  <w:style w:type="paragraph" w:styleId="TOCHeading">
-    <w:name w:val="TOC Heading"/>
-    <w:basedOn w:val="Heading1"/>
-    <w:next w:val="BodyText"/>
-    <w:uiPriority w:val="39"/>
-    <w:unhideWhenUsed/>
-    <w:qFormat/>
-    <w:pPr>
-      <w:spacing w:before="240" w:line="259" w:lineRule="auto"/>
-      <w:outlineLvl w:val="9"/>
-    </w:pPr>
-    <w:rPr>
-      <w:b w:val="0"/>
-      <w:bCs w:val="0"/>
-      <w:color w:val="365F91" w:themeColor="accent1" w:themeShade="BF"/>
-    </w:rPr>
-  </w:style>
-  <w:style w:type="paragraph" w:customStyle="1" w:styleId="Action">
-    <w:name w:val="Action"/>
-    <w:basedOn w:val="BodyText"/>
-    <w:qFormat/>
-  </w:style>
-  <w:style w:type="paragraph" w:customStyle="1" w:styleId="Character">
-    <w:name w:val="Character"/>
-    <w:basedOn w:val="Dialogue"/>
-    <w:qFormat/>
-  </w:style>
-  <w:style w:type="paragraph" w:customStyle="1" w:styleId="Dialogue">
-    <w:name w:val="Dialogue"/>
-    <w:basedOn w:val="BodyText"/>
-    <w:qFormat/>
-    <w:rsid w:val="00364552"/>
-    <w:pPr>
-      <w:ind w:left="2160" w:right="2160"/>
-      <w:mirrorIndents/>
-    </w:pPr>
-  </w:style>
-  <w:style w:type="paragraph" w:customStyle="1" w:styleId="Parenthetical">
-    <w:name w:val="Parenthetical"/>
-    <w:basedOn w:val="Dialogue"/>
-    <w:qFormat/>
-    <w:rsid w:val="00364552"/>
-    <w:pPr>
-      <w:spacing w:before="0" w:after="0"/>
-      <w:ind w:left="2880"/>
-    </w:pPr>
-  </w:style>
-  <w:style w:type="paragraph" w:customStyle="1" w:styleId="SceneHeading">
-    <w:name w:val="SceneHeading"/>
-    <w:basedOn w:val="BodyText"/>
-    <w:qFormat/>
-  </w:style>
-  <w:style w:type="paragraph" w:customStyle="1" w:styleId="Transition">
-    <w:name w:val="Transition"/>
-    <w:basedOn w:val="BodyText"/>
-    <w:qFormat/>
-    <w:rsid w:val="00D346D6"/>
-    <w:pPr>
-      <w:jc w:val="right"/>
-    </w:pPr>
-  </w:style>
-  <w:style w:type="paragraph" w:customStyle="1" w:styleId="SourceCode">
-    <w:name w:val="Source Code"/>
-    <w:basedOn w:val="Normal"/>
-    <w:link w:val="VerbatimChar"/>
-    <w:pPr>
-      <w:wordWrap w:val="0"/>
-    </w:pPr>
-  </w:style>
-  <w:style w:type="character" w:customStyle="1" w:styleId="KeywordTok">
-    <w:name w:val="KeywordTok"/>
-    <w:basedOn w:val="VerbatimChar"/>
-    <w:rPr>
-      <w:rFonts w:ascii="Consolas" w:hAnsi="Consolas"/>
-      <w:b/>
-      <w:color w:val="007020"/>
-      <w:sz w:val="22"/>
-    </w:rPr>
-  </w:style>
-  <w:style w:type="character" w:customStyle="1" w:styleId="DataTypeTok">
-    <w:name w:val="DataTypeTok"/>
-    <w:basedOn w:val="VerbatimChar"/>
-    <w:rPr>
-      <w:rFonts w:ascii="Consolas" w:hAnsi="Consolas"/>
-      <w:color w:val="902000"/>
-      <w:sz w:val="22"/>
-    </w:rPr>
-  </w:style>
-  <w:style w:type="character" w:customStyle="1" w:styleId="DecValTok">
-    <w:name w:val="DecValTok"/>
-    <w:basedOn w:val="VerbatimChar"/>
-    <w:rPr>
-      <w:rFonts w:ascii="Consolas" w:hAnsi="Consolas"/>
-      <w:color w:val="40A070"/>
-      <w:sz w:val="22"/>
-    </w:rPr>
-  </w:style>
-  <w:style w:type="character" w:customStyle="1" w:styleId="BaseNTok">
-    <w:name w:val="BaseNTok"/>
-    <w:basedOn w:val="VerbatimChar"/>
-    <w:rPr>
-      <w:rFonts w:ascii="Consolas" w:hAnsi="Consolas"/>
-      <w:color w:val="40A070"/>
-      <w:sz w:val="22"/>
-    </w:rPr>
-  </w:style>
-  <w:style w:type="character" w:customStyle="1" w:styleId="FloatTok">
-    <w:name w:val="FloatTok"/>
-    <w:basedOn w:val="VerbatimChar"/>
-    <w:rPr>
-      <w:rFonts w:ascii="Consolas" w:hAnsi="Consolas"/>
-      <w:color w:val="40A070"/>
-      <w:sz w:val="22"/>
-    </w:rPr>
-  </w:style>
-  <w:style w:type="character" w:customStyle="1" w:styleId="ConstantTok">
-    <w:name w:val="ConstantTok"/>
-    <w:basedOn w:val="VerbatimChar"/>
-    <w:rPr>
-      <w:rFonts w:ascii="Consolas" w:hAnsi="Consolas"/>
-      <w:color w:val="880000"/>
-      <w:sz w:val="22"/>
-    </w:rPr>
-  </w:style>
-  <w:style w:type="character" w:customStyle="1" w:styleId="CharTok">
-    <w:name w:val="CharTok"/>
-    <w:basedOn w:val="VerbatimChar"/>
-    <w:rPr>
-      <w:rFonts w:ascii="Consolas" w:hAnsi="Consolas"/>
-      <w:color w:val="4070A0"/>
-      <w:sz w:val="22"/>
-    </w:rPr>
-  </w:style>
-  <w:style w:type="character" w:customStyle="1" w:styleId="SpecialCharTok">
-    <w:name w:val="SpecialCharTok"/>
-    <w:basedOn w:val="VerbatimChar"/>
-    <w:rPr>
-      <w:rFonts w:ascii="Consolas" w:hAnsi="Consolas"/>
-      <w:color w:val="4070A0"/>
-      <w:sz w:val="22"/>
-    </w:rPr>
-  </w:style>
-  <w:style w:type="character" w:customStyle="1" w:styleId="StringTok">
-    <w:name w:val="StringTok"/>
-    <w:basedOn w:val="VerbatimChar"/>
-    <w:rPr>
-      <w:rFonts w:ascii="Consolas" w:hAnsi="Consolas"/>
-      <w:color w:val="4070A0"/>
-      <w:sz w:val="22"/>
-    </w:rPr>
-  </w:style>
-  <w:style w:type="character" w:customStyle="1" w:styleId="VerbatimStringTok">
-    <w:name w:val="VerbatimStringTok"/>
-    <w:basedOn w:val="VerbatimChar"/>
-    <w:rPr>
-      <w:rFonts w:ascii="Consolas" w:hAnsi="Consolas"/>
-      <w:color w:val="4070A0"/>
-      <w:sz w:val="22"/>
-    </w:rPr>
-  </w:style>
-  <w:style w:type="character" w:customStyle="1" w:styleId="SpecialStringTok">
-    <w:name w:val="SpecialStringTok"/>
-    <w:basedOn w:val="VerbatimChar"/>
-    <w:rPr>
-      <w:rFonts w:ascii="Consolas" w:hAnsi="Consolas"/>
-      <w:color w:val="BB6688"/>
-      <w:sz w:val="22"/>
-    </w:rPr>
-  </w:style>
-  <w:style w:type="character" w:customStyle="1" w:styleId="ImportTok">
-    <w:name w:val="ImportTok"/>
-    <w:basedOn w:val="VerbatimChar"/>
-    <w:rPr>
-      <w:rFonts w:ascii="Consolas" w:hAnsi="Consolas"/>
-      <w:sz w:val="22"/>
-    </w:rPr>
-  </w:style>
-  <w:style w:type="character" w:customStyle="1" w:styleId="CommentTok">
-    <w:name w:val="CommentTok"/>
-    <w:basedOn w:val="VerbatimChar"/>
-    <w:rPr>
-      <w:rFonts w:ascii="Consolas" w:hAnsi="Consolas"/>
-      <w:i/>
-      <w:color w:val="60A0B0"/>
-      <w:sz w:val="22"/>
-    </w:rPr>
-  </w:style>
-  <w:style w:type="character" w:customStyle="1" w:styleId="DocumentationTok">
-    <w:name w:val="DocumentationTok"/>
-    <w:basedOn w:val="VerbatimChar"/>
-    <w:rPr>
-      <w:rFonts w:ascii="Consolas" w:hAnsi="Consolas"/>
-      <w:i/>
-      <w:color w:val="BA2121"/>
-      <w:sz w:val="22"/>
-    </w:rPr>
-  </w:style>
-  <w:style w:type="character" w:customStyle="1" w:styleId="AnnotationTok">
-    <w:name w:val="AnnotationTok"/>
-    <w:basedOn w:val="VerbatimChar"/>
-    <w:rPr>
-      <w:rFonts w:ascii="Consolas" w:hAnsi="Consolas"/>
-      <w:b/>
-      <w:i/>
-      <w:color w:val="60A0B0"/>
-      <w:sz w:val="22"/>
-    </w:rPr>
-  </w:style>
-  <w:style w:type="character" w:customStyle="1" w:styleId="CommentVarTok">
-    <w:name w:val="CommentVarTok"/>
-    <w:basedOn w:val="VerbatimChar"/>
-    <w:rPr>
-      <w:rFonts w:ascii="Consolas" w:hAnsi="Consolas"/>
-      <w:b/>
-      <w:i/>
-      <w:color w:val="60A0B0"/>
-      <w:sz w:val="22"/>
-    </w:rPr>
-  </w:style>
-  <w:style w:type="character" w:customStyle="1" w:styleId="OtherTok">
-    <w:name w:val="OtherTok"/>
-    <w:basedOn w:val="VerbatimChar"/>
-    <w:rPr>
-      <w:rFonts w:ascii="Consolas" w:hAnsi="Consolas"/>
-      <w:color w:val="007020"/>
-      <w:sz w:val="22"/>
-    </w:rPr>
-  </w:style>
-  <w:style w:type="character" w:customStyle="1" w:styleId="FunctionTok">
-    <w:name w:val="FunctionTok"/>
-    <w:basedOn w:val="VerbatimChar"/>
-    <w:rPr>
-      <w:rFonts w:ascii="Consolas" w:hAnsi="Consolas"/>
-      <w:color w:val="06287E"/>
-      <w:sz w:val="22"/>
-    </w:rPr>
-  </w:style>
-  <w:style w:type="character" w:customStyle="1" w:styleId="VariableTok">
-    <w:name w:val="VariableTok"/>
-    <w:basedOn w:val="VerbatimChar"/>
-    <w:rPr>
-      <w:rFonts w:ascii="Consolas" w:hAnsi="Consolas"/>
-      <w:color w:val="19177C"/>
-      <w:sz w:val="22"/>
-    </w:rPr>
-  </w:style>
-  <w:style w:type="character" w:customStyle="1" w:styleId="ControlFlowTok">
-    <w:name w:val="ControlFlowTok"/>
-    <w:basedOn w:val="VerbatimChar"/>
-    <w:rPr>
-      <w:rFonts w:ascii="Consolas" w:hAnsi="Consolas"/>
-      <w:b/>
-      <w:color w:val="007020"/>
-      <w:sz w:val="22"/>
-    </w:rPr>
-  </w:style>
-  <w:style w:type="character" w:customStyle="1" w:styleId="OperatorTok">
-    <w:name w:val="OperatorTok"/>
-    <w:basedOn w:val="VerbatimChar"/>
-    <w:rPr>
-      <w:rFonts w:ascii="Consolas" w:hAnsi="Consolas"/>
-      <w:color w:val="666666"/>
-      <w:sz w:val="22"/>
-    </w:rPr>
-  </w:style>
-  <w:style w:type="character" w:customStyle="1" w:styleId="BuiltInTok">
-    <w:name w:val="BuiltInTok"/>
-    <w:basedOn w:val="VerbatimChar"/>
-    <w:rPr>
-      <w:rFonts w:ascii="Consolas" w:hAnsi="Consolas"/>
-      <w:sz w:val="22"/>
-    </w:rPr>
-  </w:style>
-  <w:style w:type="character" w:customStyle="1" w:styleId="ExtensionTok">
-    <w:name w:val="ExtensionTok"/>
-    <w:basedOn w:val="VerbatimChar"/>
-    <w:rPr>
-      <w:rFonts w:ascii="Consolas" w:hAnsi="Consolas"/>
-      <w:sz w:val="22"/>
-    </w:rPr>
-  </w:style>
-  <w:style w:type="character" w:customStyle="1" w:styleId="PreprocessorTok">
-    <w:name w:val="PreprocessorTok"/>
-    <w:basedOn w:val="VerbatimChar"/>
-    <w:rPr>
-      <w:rFonts w:ascii="Consolas" w:hAnsi="Consolas"/>
-      <w:color w:val="BC7A00"/>
-      <w:sz w:val="22"/>
-    </w:rPr>
-  </w:style>
-  <w:style w:type="character" w:customStyle="1" w:styleId="AttributeTok">
-    <w:name w:val="AttributeTok"/>
-    <w:basedOn w:val="VerbatimChar"/>
-    <w:rPr>
-      <w:rFonts w:ascii="Consolas" w:hAnsi="Consolas"/>
-      <w:color w:val="7D9029"/>
-      <w:sz w:val="22"/>
-    </w:rPr>
-  </w:style>
-  <w:style w:type="character" w:customStyle="1" w:styleId="RegionMarkerTok">
-    <w:name w:val="RegionMarkerTok"/>
-    <w:basedOn w:val="VerbatimChar"/>
-    <w:rPr>
-      <w:rFonts w:ascii="Consolas" w:hAnsi="Consolas"/>
-      <w:sz w:val="22"/>
-    </w:rPr>
-  </w:style>
-  <w:style w:type="character" w:customStyle="1" w:styleId="InformationTok">
-    <w:name w:val="InformationTok"/>
-    <w:basedOn w:val="VerbatimChar"/>
-    <w:rPr>
-      <w:rFonts w:ascii="Consolas" w:hAnsi="Consolas"/>
-      <w:b/>
-      <w:i/>
-      <w:color w:val="60A0B0"/>
-      <w:sz w:val="22"/>
-    </w:rPr>
-  </w:style>
-  <w:style w:type="character" w:customStyle="1" w:styleId="WarningTok">
-    <w:name w:val="WarningTok"/>
-    <w:basedOn w:val="VerbatimChar"/>
-    <w:rPr>
-      <w:rFonts w:ascii="Consolas" w:hAnsi="Consolas"/>
-      <w:b/>
-      <w:i/>
-      <w:color w:val="60A0B0"/>
-      <w:sz w:val="22"/>
-    </w:rPr>
-  </w:style>
-  <w:style w:type="character" w:customStyle="1" w:styleId="AlertTok">
-    <w:name w:val="AlertTok"/>
-    <w:basedOn w:val="VerbatimChar"/>
-    <w:rPr>
-      <w:rFonts w:ascii="Consolas" w:hAnsi="Consolas"/>
-      <w:b/>
-      <w:color w:val="FF0000"/>
-      <w:sz w:val="22"/>
-    </w:rPr>
-  </w:style>
-  <w:style w:type="character" w:customStyle="1" w:styleId="ErrorTok">
-    <w:name w:val="ErrorTok"/>
-    <w:basedOn w:val="VerbatimChar"/>
-    <w:rPr>
-      <w:rFonts w:ascii="Consolas" w:hAnsi="Consolas"/>
-      <w:b/>
-      <w:color w:val="FF0000"/>
-      <w:sz w:val="22"/>
-    </w:rPr>
-  </w:style>
-  <w:style w:type="character" w:customStyle="1" w:styleId="NormalTok">
-    <w:name w:val="NormalTok"/>
-    <w:basedOn w:val="VerbatimChar"/>
-    <w:rPr>
-      <w:rFonts w:ascii="Consolas" w:hAnsi="Consolas"/>
-      <w:sz w:val="22"/>
-    </w:rPr>
-  </w:style>
-  <w:style w:type="paragraph" w:customStyle="1" w:styleId="Style1">
-    <w:name w:val="Style1"/>
-    <w:basedOn w:val="Action"/>
-    <w:qFormat/>
-    <w:rsid w:val="00F62A4F"/>
-    <w:pPr>
-      <w:jc w:val="center"/>
-    </w:pPr>
-  </w:style>
-  <w:style w:type="paragraph" w:customStyle="1" w:styleId="Lyrics">
-    <w:name w:val="Lyrics"/>
-    <w:basedOn w:val="Dialogue"/>
-    <w:qFormat/>
-    <w:rsid w:val="007A2E18"/>
-    <w:rPr>
-      <w:i/>
-    </w:rPr>
-  </w:style>
-  <w:style w:type="character" w:customStyle="1" w:styleId="Note">
-    <w:name w:val="Note"/>
-    <w:basedOn w:val="DefaultParagraphFont"/>
-    <w:uiPriority w:val="1"/>
-    <w:rsid w:val="00D159F6"/>
-    <w:rPr>
-      <w:vanish/>
-    </w:rPr>
   </w:style>
 </w:styles>
 </file>

--- a/fountain-ref.docx
+++ b/fountain-ref.docx
@@ -1,6 +1,6 @@
 
 <file path=word/document.xml><?xml version="1.0" encoding="utf-8"?>
-<w:document xmlns:wpc="http://schemas.microsoft.com/office/word/2010/wordprocessingCanvas" xmlns:cx="http://schemas.microsoft.com/office/drawing/2014/chartex" xmlns:cx1="http://schemas.microsoft.com/office/drawing/2015/9/8/chartex" xmlns:cx2="http://schemas.microsoft.com/office/drawing/2015/10/21/chartex" xmlns:cx3="http://schemas.microsoft.com/office/drawing/2016/5/9/chartex" xmlns:cx4="http://schemas.microsoft.com/office/drawing/2016/5/10/chartex" xmlns:cx5="http://schemas.microsoft.com/office/drawing/2016/5/11/chartex" xmlns:cx6="http://schemas.microsoft.com/office/drawing/2016/5/12/chartex" xmlns:cx7="http://schemas.microsoft.com/office/drawing/2016/5/13/chartex" xmlns:cx8="http://schemas.microsoft.com/office/drawing/2016/5/14/chartex" xmlns:mc="http://schemas.openxmlformats.org/markup-compatibility/2006" xmlns:aink="http://schemas.microsoft.com/office/drawing/2016/ink" xmlns:am3d="http://schemas.microsoft.com/office/drawing/2017/model3d" xmlns:o="urn:schemas-microsoft-com:office:office" xmlns:r="http://schemas.openxmlformats.org/officeDocument/2006/relationships" xmlns:m="http://schemas.openxmlformats.org/officeDocument/2006/math" xmlns:v="urn:schemas-microsoft-com:vml" xmlns:wp14="http://schemas.microsoft.com/office/word/2010/wordprocessingDrawing" xmlns:wp="http://schemas.openxmlformats.org/drawingml/2006/wordprocessingDrawing" xmlns:w10="urn:schemas-microsoft-com:office:word" xmlns:w="http://schemas.openxmlformats.org/wordprocessingml/2006/main" xmlns:w14="http://schemas.microsoft.com/office/word/2010/wordml" xmlns:w15="http://schemas.microsoft.com/office/word/2012/wordml" xmlns:w16cex="http://schemas.microsoft.com/office/word/2018/wordml/cex" xmlns:w16cid="http://schemas.microsoft.com/office/word/2016/wordml/cid" xmlns:w16="http://schemas.microsoft.com/office/word/2018/wordml" xmlns:w16se="http://schemas.microsoft.com/office/word/2015/wordml/symex" xmlns:wpg="http://schemas.microsoft.com/office/word/2010/wordprocessingGroup" xmlns:wpi="http://schemas.microsoft.com/office/word/2010/wordprocessingInk" xmlns:wne="http://schemas.microsoft.com/office/word/2006/wordml" xmlns:wps="http://schemas.microsoft.com/office/word/2010/wordprocessingShape" mc:Ignorable="w14 w15 w16se w16cid w16 w16cex wp14">
+<w:document xmlns:wpc="http://schemas.microsoft.com/office/word/2010/wordprocessingCanvas" xmlns:cx="http://schemas.microsoft.com/office/drawing/2014/chartex" xmlns:cx1="http://schemas.microsoft.com/office/drawing/2015/9/8/chartex" xmlns:cx2="http://schemas.microsoft.com/office/drawing/2015/10/21/chartex" xmlns:cx3="http://schemas.microsoft.com/office/drawing/2016/5/9/chartex" xmlns:cx4="http://schemas.microsoft.com/office/drawing/2016/5/10/chartex" xmlns:cx5="http://schemas.microsoft.com/office/drawing/2016/5/11/chartex" xmlns:cx6="http://schemas.microsoft.com/office/drawing/2016/5/12/chartex" xmlns:cx7="http://schemas.microsoft.com/office/drawing/2016/5/13/chartex" xmlns:cx8="http://schemas.microsoft.com/office/drawing/2016/5/14/chartex" xmlns:mc="http://schemas.openxmlformats.org/markup-compatibility/2006" xmlns:aink="http://schemas.microsoft.com/office/drawing/2016/ink" xmlns:am3d="http://schemas.microsoft.com/office/drawing/2017/model3d" xmlns:o="urn:schemas-microsoft-com:office:office" xmlns:oel="http://schemas.microsoft.com/office/2019/extlst" xmlns:r="http://schemas.openxmlformats.org/officeDocument/2006/relationships" xmlns:m="http://schemas.openxmlformats.org/officeDocument/2006/math" xmlns:v="urn:schemas-microsoft-com:vml" xmlns:wp14="http://schemas.microsoft.com/office/word/2010/wordprocessingDrawing" xmlns:wp="http://schemas.openxmlformats.org/drawingml/2006/wordprocessingDrawing" xmlns:w10="urn:schemas-microsoft-com:office:word" xmlns:w="http://schemas.openxmlformats.org/wordprocessingml/2006/main" xmlns:w14="http://schemas.microsoft.com/office/word/2010/wordml" xmlns:w15="http://schemas.microsoft.com/office/word/2012/wordml" xmlns:w16cex="http://schemas.microsoft.com/office/word/2018/wordml/cex" xmlns:w16cid="http://schemas.microsoft.com/office/word/2016/wordml/cid" xmlns:w16="http://schemas.microsoft.com/office/word/2018/wordml" xmlns:w16du="http://schemas.microsoft.com/office/word/2023/wordml/word16du" xmlns:w16sdtdh="http://schemas.microsoft.com/office/word/2020/wordml/sdtdatahash" xmlns:w16sdtfl="http://schemas.microsoft.com/office/word/2024/wordml/sdtformatlock" xmlns:w16se="http://schemas.microsoft.com/office/word/2015/wordml/symex" xmlns:wpg="http://schemas.microsoft.com/office/word/2010/wordprocessingGroup" xmlns:wpi="http://schemas.microsoft.com/office/word/2010/wordprocessingInk" xmlns:wne="http://schemas.microsoft.com/office/word/2006/wordml" xmlns:wps="http://schemas.microsoft.com/office/word/2010/wordprocessingShape" mc:Ignorable="w14 w15 w16se w16cid w16 w16cex w16sdtdh w16sdtfl w16du wp14">
   <w:body>
     <w:p>
       <w:pPr>
@@ -134,7 +134,7 @@
 </file>
 
 <file path=word/endnotes.xml><?xml version="1.0" encoding="utf-8"?>
-<w:endnotes xmlns:wpc="http://schemas.microsoft.com/office/word/2010/wordprocessingCanvas" xmlns:cx="http://schemas.microsoft.com/office/drawing/2014/chartex" xmlns:cx1="http://schemas.microsoft.com/office/drawing/2015/9/8/chartex" xmlns:cx2="http://schemas.microsoft.com/office/drawing/2015/10/21/chartex" xmlns:cx3="http://schemas.microsoft.com/office/drawing/2016/5/9/chartex" xmlns:cx4="http://schemas.microsoft.com/office/drawing/2016/5/10/chartex" xmlns:cx5="http://schemas.microsoft.com/office/drawing/2016/5/11/chartex" xmlns:cx6="http://schemas.microsoft.com/office/drawing/2016/5/12/chartex" xmlns:cx7="http://schemas.microsoft.com/office/drawing/2016/5/13/chartex" xmlns:cx8="http://schemas.microsoft.com/office/drawing/2016/5/14/chartex" xmlns:mc="http://schemas.openxmlformats.org/markup-compatibility/2006" xmlns:aink="http://schemas.microsoft.com/office/drawing/2016/ink" xmlns:am3d="http://schemas.microsoft.com/office/drawing/2017/model3d" xmlns:o="urn:schemas-microsoft-com:office:office" xmlns:r="http://schemas.openxmlformats.org/officeDocument/2006/relationships" xmlns:m="http://schemas.openxmlformats.org/officeDocument/2006/math" xmlns:v="urn:schemas-microsoft-com:vml" xmlns:wp14="http://schemas.microsoft.com/office/word/2010/wordprocessingDrawing" xmlns:wp="http://schemas.openxmlformats.org/drawingml/2006/wordprocessingDrawing" xmlns:w10="urn:schemas-microsoft-com:office:word" xmlns:w="http://schemas.openxmlformats.org/wordprocessingml/2006/main" xmlns:w14="http://schemas.microsoft.com/office/word/2010/wordml" xmlns:w15="http://schemas.microsoft.com/office/word/2012/wordml" xmlns:w16cex="http://schemas.microsoft.com/office/word/2018/wordml/cex" xmlns:w16cid="http://schemas.microsoft.com/office/word/2016/wordml/cid" xmlns:w16="http://schemas.microsoft.com/office/word/2018/wordml" xmlns:w16se="http://schemas.microsoft.com/office/word/2015/wordml/symex" xmlns:wpg="http://schemas.microsoft.com/office/word/2010/wordprocessingGroup" xmlns:wpi="http://schemas.microsoft.com/office/word/2010/wordprocessingInk" xmlns:wne="http://schemas.microsoft.com/office/word/2006/wordml" xmlns:wps="http://schemas.microsoft.com/office/word/2010/wordprocessingShape" mc:Ignorable="w14 w15 w16se w16cid w16 w16cex wp14">
+<w:endnotes xmlns:wpc="http://schemas.microsoft.com/office/word/2010/wordprocessingCanvas" xmlns:cx="http://schemas.microsoft.com/office/drawing/2014/chartex" xmlns:cx1="http://schemas.microsoft.com/office/drawing/2015/9/8/chartex" xmlns:cx2="http://schemas.microsoft.com/office/drawing/2015/10/21/chartex" xmlns:cx3="http://schemas.microsoft.com/office/drawing/2016/5/9/chartex" xmlns:cx4="http://schemas.microsoft.com/office/drawing/2016/5/10/chartex" xmlns:cx5="http://schemas.microsoft.com/office/drawing/2016/5/11/chartex" xmlns:cx6="http://schemas.microsoft.com/office/drawing/2016/5/12/chartex" xmlns:cx7="http://schemas.microsoft.com/office/drawing/2016/5/13/chartex" xmlns:cx8="http://schemas.microsoft.com/office/drawing/2016/5/14/chartex" xmlns:mc="http://schemas.openxmlformats.org/markup-compatibility/2006" xmlns:aink="http://schemas.microsoft.com/office/drawing/2016/ink" xmlns:am3d="http://schemas.microsoft.com/office/drawing/2017/model3d" xmlns:o="urn:schemas-microsoft-com:office:office" xmlns:oel="http://schemas.microsoft.com/office/2019/extlst" xmlns:r="http://schemas.openxmlformats.org/officeDocument/2006/relationships" xmlns:m="http://schemas.openxmlformats.org/officeDocument/2006/math" xmlns:v="urn:schemas-microsoft-com:vml" xmlns:wp14="http://schemas.microsoft.com/office/word/2010/wordprocessingDrawing" xmlns:wp="http://schemas.openxmlformats.org/drawingml/2006/wordprocessingDrawing" xmlns:w10="urn:schemas-microsoft-com:office:word" xmlns:w="http://schemas.openxmlformats.org/wordprocessingml/2006/main" xmlns:w14="http://schemas.microsoft.com/office/word/2010/wordml" xmlns:w15="http://schemas.microsoft.com/office/word/2012/wordml" xmlns:w16cex="http://schemas.microsoft.com/office/word/2018/wordml/cex" xmlns:w16cid="http://schemas.microsoft.com/office/word/2016/wordml/cid" xmlns:w16="http://schemas.microsoft.com/office/word/2018/wordml" xmlns:w16du="http://schemas.microsoft.com/office/word/2023/wordml/word16du" xmlns:w16sdtdh="http://schemas.microsoft.com/office/word/2020/wordml/sdtdatahash" xmlns:w16sdtfl="http://schemas.microsoft.com/office/word/2024/wordml/sdtformatlock" xmlns:w16se="http://schemas.microsoft.com/office/word/2015/wordml/symex" xmlns:wpg="http://schemas.microsoft.com/office/word/2010/wordprocessingGroup" xmlns:wpi="http://schemas.microsoft.com/office/word/2010/wordprocessingInk" xmlns:wne="http://schemas.microsoft.com/office/word/2006/wordml" xmlns:wps="http://schemas.microsoft.com/office/word/2010/wordprocessingShape" mc:Ignorable="w14 w15 w16se w16cid w16 w16cex w16sdtdh w16sdtfl w16du wp14">
   <w:endnote w:type="separator" w:id="-1">
     <w:p>
       <w:pPr>
@@ -159,7 +159,7 @@
 </file>
 
 <file path=word/footnotes.xml><?xml version="1.0" encoding="utf-8"?>
-<w:footnotes xmlns:wpc="http://schemas.microsoft.com/office/word/2010/wordprocessingCanvas" xmlns:cx="http://schemas.microsoft.com/office/drawing/2014/chartex" xmlns:cx1="http://schemas.microsoft.com/office/drawing/2015/9/8/chartex" xmlns:cx2="http://schemas.microsoft.com/office/drawing/2015/10/21/chartex" xmlns:cx3="http://schemas.microsoft.com/office/drawing/2016/5/9/chartex" xmlns:cx4="http://schemas.microsoft.com/office/drawing/2016/5/10/chartex" xmlns:cx5="http://schemas.microsoft.com/office/drawing/2016/5/11/chartex" xmlns:cx6="http://schemas.microsoft.com/office/drawing/2016/5/12/chartex" xmlns:cx7="http://schemas.microsoft.com/office/drawing/2016/5/13/chartex" xmlns:cx8="http://schemas.microsoft.com/office/drawing/2016/5/14/chartex" xmlns:mc="http://schemas.openxmlformats.org/markup-compatibility/2006" xmlns:aink="http://schemas.microsoft.com/office/drawing/2016/ink" xmlns:am3d="http://schemas.microsoft.com/office/drawing/2017/model3d" xmlns:o="urn:schemas-microsoft-com:office:office" xmlns:r="http://schemas.openxmlformats.org/officeDocument/2006/relationships" xmlns:m="http://schemas.openxmlformats.org/officeDocument/2006/math" xmlns:v="urn:schemas-microsoft-com:vml" xmlns:wp14="http://schemas.microsoft.com/office/word/2010/wordprocessingDrawing" xmlns:wp="http://schemas.openxmlformats.org/drawingml/2006/wordprocessingDrawing" xmlns:w10="urn:schemas-microsoft-com:office:word" xmlns:w="http://schemas.openxmlformats.org/wordprocessingml/2006/main" xmlns:w14="http://schemas.microsoft.com/office/word/2010/wordml" xmlns:w15="http://schemas.microsoft.com/office/word/2012/wordml" xmlns:w16cex="http://schemas.microsoft.com/office/word/2018/wordml/cex" xmlns:w16cid="http://schemas.microsoft.com/office/word/2016/wordml/cid" xmlns:w16="http://schemas.microsoft.com/office/word/2018/wordml" xmlns:w16se="http://schemas.microsoft.com/office/word/2015/wordml/symex" xmlns:wpg="http://schemas.microsoft.com/office/word/2010/wordprocessingGroup" xmlns:wpi="http://schemas.microsoft.com/office/word/2010/wordprocessingInk" xmlns:wne="http://schemas.microsoft.com/office/word/2006/wordml" xmlns:wps="http://schemas.microsoft.com/office/word/2010/wordprocessingShape" mc:Ignorable="w14 w15 w16se w16cid w16 w16cex wp14">
+<w:footnotes xmlns:wpc="http://schemas.microsoft.com/office/word/2010/wordprocessingCanvas" xmlns:cx="http://schemas.microsoft.com/office/drawing/2014/chartex" xmlns:cx1="http://schemas.microsoft.com/office/drawing/2015/9/8/chartex" xmlns:cx2="http://schemas.microsoft.com/office/drawing/2015/10/21/chartex" xmlns:cx3="http://schemas.microsoft.com/office/drawing/2016/5/9/chartex" xmlns:cx4="http://schemas.microsoft.com/office/drawing/2016/5/10/chartex" xmlns:cx5="http://schemas.microsoft.com/office/drawing/2016/5/11/chartex" xmlns:cx6="http://schemas.microsoft.com/office/drawing/2016/5/12/chartex" xmlns:cx7="http://schemas.microsoft.com/office/drawing/2016/5/13/chartex" xmlns:cx8="http://schemas.microsoft.com/office/drawing/2016/5/14/chartex" xmlns:mc="http://schemas.openxmlformats.org/markup-compatibility/2006" xmlns:aink="http://schemas.microsoft.com/office/drawing/2016/ink" xmlns:am3d="http://schemas.microsoft.com/office/drawing/2017/model3d" xmlns:o="urn:schemas-microsoft-com:office:office" xmlns:oel="http://schemas.microsoft.com/office/2019/extlst" xmlns:r="http://schemas.openxmlformats.org/officeDocument/2006/relationships" xmlns:m="http://schemas.openxmlformats.org/officeDocument/2006/math" xmlns:v="urn:schemas-microsoft-com:vml" xmlns:wp14="http://schemas.microsoft.com/office/word/2010/wordprocessingDrawing" xmlns:wp="http://schemas.openxmlformats.org/drawingml/2006/wordprocessingDrawing" xmlns:w10="urn:schemas-microsoft-com:office:word" xmlns:w="http://schemas.openxmlformats.org/wordprocessingml/2006/main" xmlns:w14="http://schemas.microsoft.com/office/word/2010/wordml" xmlns:w15="http://schemas.microsoft.com/office/word/2012/wordml" xmlns:w16cex="http://schemas.microsoft.com/office/word/2018/wordml/cex" xmlns:w16cid="http://schemas.microsoft.com/office/word/2016/wordml/cid" xmlns:w16="http://schemas.microsoft.com/office/word/2018/wordml" xmlns:w16du="http://schemas.microsoft.com/office/word/2023/wordml/word16du" xmlns:w16sdtdh="http://schemas.microsoft.com/office/word/2020/wordml/sdtdatahash" xmlns:w16sdtfl="http://schemas.microsoft.com/office/word/2024/wordml/sdtformatlock" xmlns:w16se="http://schemas.microsoft.com/office/word/2015/wordml/symex" xmlns:wpg="http://schemas.microsoft.com/office/word/2010/wordprocessingGroup" xmlns:wpi="http://schemas.microsoft.com/office/word/2010/wordprocessingInk" xmlns:wne="http://schemas.microsoft.com/office/word/2006/wordml" xmlns:wps="http://schemas.microsoft.com/office/word/2010/wordprocessingShape" mc:Ignorable="w14 w15 w16se w16cid w16 w16cex w16sdtdh w16sdtfl w16du wp14">
   <w:footnote w:type="separator" w:id="-1">
     <w:p>
       <w:r>
@@ -178,7 +178,7 @@
 </file>
 
 <file path=word/numbering.xml><?xml version="1.0" encoding="utf-8"?>
-<w:numbering xmlns:wpc="http://schemas.microsoft.com/office/word/2010/wordprocessingCanvas" xmlns:cx="http://schemas.microsoft.com/office/drawing/2014/chartex" xmlns:cx1="http://schemas.microsoft.com/office/drawing/2015/9/8/chartex" xmlns:cx2="http://schemas.microsoft.com/office/drawing/2015/10/21/chartex" xmlns:cx3="http://schemas.microsoft.com/office/drawing/2016/5/9/chartex" xmlns:cx4="http://schemas.microsoft.com/office/drawing/2016/5/10/chartex" xmlns:cx5="http://schemas.microsoft.com/office/drawing/2016/5/11/chartex" xmlns:cx6="http://schemas.microsoft.com/office/drawing/2016/5/12/chartex" xmlns:cx7="http://schemas.microsoft.com/office/drawing/2016/5/13/chartex" xmlns:cx8="http://schemas.microsoft.com/office/drawing/2016/5/14/chartex" xmlns:mc="http://schemas.openxmlformats.org/markup-compatibility/2006" xmlns:aink="http://schemas.microsoft.com/office/drawing/2016/ink" xmlns:am3d="http://schemas.microsoft.com/office/drawing/2017/model3d" xmlns:o="urn:schemas-microsoft-com:office:office" xmlns:r="http://schemas.openxmlformats.org/officeDocument/2006/relationships" xmlns:m="http://schemas.openxmlformats.org/officeDocument/2006/math" xmlns:v="urn:schemas-microsoft-com:vml" xmlns:wp14="http://schemas.microsoft.com/office/word/2010/wordprocessingDrawing" xmlns:wp="http://schemas.openxmlformats.org/drawingml/2006/wordprocessingDrawing" xmlns:w10="urn:schemas-microsoft-com:office:word" xmlns:w="http://schemas.openxmlformats.org/wordprocessingml/2006/main" xmlns:w14="http://schemas.microsoft.com/office/word/2010/wordml" xmlns:w15="http://schemas.microsoft.com/office/word/2012/wordml" xmlns:w16cex="http://schemas.microsoft.com/office/word/2018/wordml/cex" xmlns:w16cid="http://schemas.microsoft.com/office/word/2016/wordml/cid" xmlns:w16="http://schemas.microsoft.com/office/word/2018/wordml" xmlns:w16se="http://schemas.microsoft.com/office/word/2015/wordml/symex" xmlns:wpg="http://schemas.microsoft.com/office/word/2010/wordprocessingGroup" xmlns:wpi="http://schemas.microsoft.com/office/word/2010/wordprocessingInk" xmlns:wne="http://schemas.microsoft.com/office/word/2006/wordml" xmlns:wps="http://schemas.microsoft.com/office/word/2010/wordprocessingShape" mc:Ignorable="w14 w15 w16se w16cid w16 w16cex wp14">
+<w:numbering xmlns:wpc="http://schemas.microsoft.com/office/word/2010/wordprocessingCanvas" xmlns:cx="http://schemas.microsoft.com/office/drawing/2014/chartex" xmlns:cx1="http://schemas.microsoft.com/office/drawing/2015/9/8/chartex" xmlns:cx2="http://schemas.microsoft.com/office/drawing/2015/10/21/chartex" xmlns:cx3="http://schemas.microsoft.com/office/drawing/2016/5/9/chartex" xmlns:cx4="http://schemas.microsoft.com/office/drawing/2016/5/10/chartex" xmlns:cx5="http://schemas.microsoft.com/office/drawing/2016/5/11/chartex" xmlns:cx6="http://schemas.microsoft.com/office/drawing/2016/5/12/chartex" xmlns:cx7="http://schemas.microsoft.com/office/drawing/2016/5/13/chartex" xmlns:cx8="http://schemas.microsoft.com/office/drawing/2016/5/14/chartex" xmlns:mc="http://schemas.openxmlformats.org/markup-compatibility/2006" xmlns:aink="http://schemas.microsoft.com/office/drawing/2016/ink" xmlns:am3d="http://schemas.microsoft.com/office/drawing/2017/model3d" xmlns:o="urn:schemas-microsoft-com:office:office" xmlns:oel="http://schemas.microsoft.com/office/2019/extlst" xmlns:r="http://schemas.openxmlformats.org/officeDocument/2006/relationships" xmlns:m="http://schemas.openxmlformats.org/officeDocument/2006/math" xmlns:v="urn:schemas-microsoft-com:vml" xmlns:wp14="http://schemas.microsoft.com/office/word/2010/wordprocessingDrawing" xmlns:wp="http://schemas.openxmlformats.org/drawingml/2006/wordprocessingDrawing" xmlns:w10="urn:schemas-microsoft-com:office:word" xmlns:w="http://schemas.openxmlformats.org/wordprocessingml/2006/main" xmlns:w14="http://schemas.microsoft.com/office/word/2010/wordml" xmlns:w15="http://schemas.microsoft.com/office/word/2012/wordml" xmlns:w16cex="http://schemas.microsoft.com/office/word/2018/wordml/cex" xmlns:w16cid="http://schemas.microsoft.com/office/word/2016/wordml/cid" xmlns:w16="http://schemas.microsoft.com/office/word/2018/wordml" xmlns:w16du="http://schemas.microsoft.com/office/word/2023/wordml/word16du" xmlns:w16sdtdh="http://schemas.microsoft.com/office/word/2020/wordml/sdtdatahash" xmlns:w16sdtfl="http://schemas.microsoft.com/office/word/2024/wordml/sdtformatlock" xmlns:w16se="http://schemas.microsoft.com/office/word/2015/wordml/symex" xmlns:wpg="http://schemas.microsoft.com/office/word/2010/wordprocessingGroup" xmlns:wpi="http://schemas.microsoft.com/office/word/2010/wordprocessingInk" xmlns:wne="http://schemas.microsoft.com/office/word/2006/wordml" xmlns:wps="http://schemas.microsoft.com/office/word/2010/wordprocessingShape" mc:Ignorable="w14 w15 w16se w16cid w16 w16cex w16sdtdh w16sdtfl w16du wp14">
   <w:abstractNum w:abstractNumId="0" w15:restartNumberingAfterBreak="0">
     <w:nsid w:val="0000A990"/>
     <w:multiLevelType w:val="multilevel"/>
@@ -256,14 +256,14 @@
       </w:pPr>
     </w:lvl>
   </w:abstractNum>
-  <w:num w:numId="1">
+  <w:num w:numId="1" w16cid:durableId="256645075">
     <w:abstractNumId w:val="0"/>
   </w:num>
 </w:numbering>
 </file>
 
 <file path=word/styles.xml><?xml version="1.0" encoding="utf-8"?>
-<w:styles xmlns:mc="http://schemas.openxmlformats.org/markup-compatibility/2006" xmlns:r="http://schemas.openxmlformats.org/officeDocument/2006/relationships" xmlns:w="http://schemas.openxmlformats.org/wordprocessingml/2006/main" xmlns:w14="http://schemas.microsoft.com/office/word/2010/wordml" xmlns:w15="http://schemas.microsoft.com/office/word/2012/wordml" xmlns:w16cex="http://schemas.microsoft.com/office/word/2018/wordml/cex" xmlns:w16cid="http://schemas.microsoft.com/office/word/2016/wordml/cid" xmlns:w16="http://schemas.microsoft.com/office/word/2018/wordml" xmlns:w16se="http://schemas.microsoft.com/office/word/2015/wordml/symex" mc:Ignorable="w14 w15 w16se w16cid w16 w16cex">
+<w:styles xmlns:mc="http://schemas.openxmlformats.org/markup-compatibility/2006" xmlns:r="http://schemas.openxmlformats.org/officeDocument/2006/relationships" xmlns:w="http://schemas.openxmlformats.org/wordprocessingml/2006/main" xmlns:w14="http://schemas.microsoft.com/office/word/2010/wordml" xmlns:w15="http://schemas.microsoft.com/office/word/2012/wordml" xmlns:w16cex="http://schemas.microsoft.com/office/word/2018/wordml/cex" xmlns:w16cid="http://schemas.microsoft.com/office/word/2016/wordml/cid" xmlns:w16="http://schemas.microsoft.com/office/word/2018/wordml" xmlns:w16du="http://schemas.microsoft.com/office/word/2023/wordml/word16du" xmlns:w16sdtdh="http://schemas.microsoft.com/office/word/2020/wordml/sdtdatahash" xmlns:w16sdtfl="http://schemas.microsoft.com/office/word/2024/wordml/sdtformatlock" xmlns:w16se="http://schemas.microsoft.com/office/word/2015/wordml/symex" mc:Ignorable="w14 w15 w16se w16cid w16 w16cex w16sdtdh w16sdtfl w16du">
   <w:docDefaults>
     <w:rPrDefault>
       <w:rPr>
@@ -1081,13 +1081,18 @@
     <w:name w:val="Character"/>
     <w:basedOn w:val="Dialogue"/>
     <w:qFormat/>
+    <w:rsid w:val="00032D8A"/>
+    <w:pPr>
+      <w:spacing w:after="0"/>
+    </w:pPr>
   </w:style>
   <w:style w:type="paragraph" w:customStyle="1" w:styleId="Dialogue">
     <w:name w:val="Dialogue"/>
     <w:basedOn w:val="BodyText"/>
     <w:qFormat/>
-    <w:rsid w:val="00364552"/>
-    <w:pPr>
+    <w:rsid w:val="00032D8A"/>
+    <w:pPr>
+      <w:spacing w:before="0"/>
       <w:ind w:left="2160" w:right="2160"/>
       <w:mirrorIndents/>
     </w:pPr>
@@ -1098,7 +1103,7 @@
     <w:qFormat/>
     <w:rsid w:val="00364552"/>
     <w:pPr>
-      <w:spacing w:before="0" w:after="0"/>
+      <w:spacing w:after="0"/>
       <w:ind w:left="2880"/>
     </w:pPr>
   </w:style>
